--- a/outputs/submission/submission_supplementary.docx
+++ b/outputs/submission/submission_supplementary.docx
@@ -51,9 +51,16 @@
           <w:b/>
           <w:sz w:val="26"/>
         </w:rPr>
-        <w:t>S1. Top pathways</w:t>
+        <w:t>S1. ChEMBL Dataset Summary (Target: CHEMBL1849 — InhA, Rv1484)</w:t>
       </w:r>
     </w:p>
+    <w:p/>
+    <w:p>
+      <w:r>
+        <w:t>All bioactivity data were retrieved via the ChEMBL REST API (chembl-webresource-client) in March 2025 using standard_type = "IC50" and standard_units = "nM".</w:t>
+      </w:r>
+    </w:p>
+    <w:p/>
     <w:tbl>
       <w:tblPr>
         <w:tblStyle w:val="TableGrid"/>
@@ -61,49 +68,27 @@
         <w:tblLook w:firstColumn="1" w:firstRow="1" w:lastColumn="0" w:lastRow="0" w:noHBand="0" w:noVBand="1" w:val="04A0"/>
       </w:tblPr>
       <w:tblGrid>
-        <w:gridCol w:w="2160"/>
-        <w:gridCol w:w="2160"/>
-        <w:gridCol w:w="2160"/>
-        <w:gridCol w:w="2160"/>
+        <w:gridCol w:w="4320"/>
+        <w:gridCol w:w="4320"/>
       </w:tblGrid>
       <w:tr>
         <w:tc>
           <w:tcPr>
-            <w:tcW w:type="dxa" w:w="2160"/>
-          </w:tcPr>
-          <w:p>
-            <w:r>
-              <w:t>Pathway</w:t>
-            </w:r>
-          </w:p>
-        </w:tc>
-        <w:tc>
-          <w:tcPr>
-            <w:tcW w:type="dxa" w:w="2160"/>
-          </w:tcPr>
-          <w:p>
-            <w:r>
-              <w:t>N genes</w:t>
-            </w:r>
-          </w:p>
-        </w:tc>
-        <w:tc>
-          <w:tcPr>
-            <w:tcW w:type="dxa" w:w="2160"/>
-          </w:tcPr>
-          <w:p>
-            <w:r>
-              <w:t>N significant</w:t>
-            </w:r>
-          </w:p>
-        </w:tc>
-        <w:tc>
-          <w:tcPr>
-            <w:tcW w:type="dxa" w:w="2160"/>
-          </w:tcPr>
-          <w:p>
-            <w:r>
-              <w:t>Enrichment score</w:t>
+            <w:tcW w:type="dxa" w:w="4320"/>
+          </w:tcPr>
+          <w:p>
+            <w:r>
+              <w:t>Parameter</w:t>
+            </w:r>
+          </w:p>
+        </w:tc>
+        <w:tc>
+          <w:tcPr>
+            <w:tcW w:type="dxa" w:w="4320"/>
+          </w:tcPr>
+          <w:p>
+            <w:r>
+              <w:t>Value</w:t>
             </w:r>
           </w:p>
         </w:tc>
@@ -111,41 +96,21 @@
       <w:tr>
         <w:tc>
           <w:tcPr>
-            <w:tcW w:type="dxa" w:w="2160"/>
-          </w:tcPr>
-          <w:p>
-            <w:r>
-              <w:t>mtu00010_Glycolysis</w:t>
-            </w:r>
-          </w:p>
-        </w:tc>
-        <w:tc>
-          <w:tcPr>
-            <w:tcW w:type="dxa" w:w="2160"/>
-          </w:tcPr>
-          <w:p>
-            <w:r>
-              <w:t>30</w:t>
-            </w:r>
-          </w:p>
-        </w:tc>
-        <w:tc>
-          <w:tcPr>
-            <w:tcW w:type="dxa" w:w="2160"/>
-          </w:tcPr>
-          <w:p>
-            <w:r>
-              <w:t>29</w:t>
-            </w:r>
-          </w:p>
-        </w:tc>
-        <w:tc>
-          <w:tcPr>
-            <w:tcW w:type="dxa" w:w="2160"/>
-          </w:tcPr>
-          <w:p>
-            <w:r>
-              <w:t>8.6509</w:t>
+            <w:tcW w:type="dxa" w:w="4320"/>
+          </w:tcPr>
+          <w:p>
+            <w:r>
+              <w:t>ChEMBL Target ID</w:t>
+            </w:r>
+          </w:p>
+        </w:tc>
+        <w:tc>
+          <w:tcPr>
+            <w:tcW w:type="dxa" w:w="4320"/>
+          </w:tcPr>
+          <w:p>
+            <w:r>
+              <w:t>CHEMBL1849</w:t>
             </w:r>
           </w:p>
         </w:tc>
@@ -153,41 +118,21 @@
       <w:tr>
         <w:tc>
           <w:tcPr>
-            <w:tcW w:type="dxa" w:w="2160"/>
-          </w:tcPr>
-          <w:p>
-            <w:r>
-              <w:t>mtu00020_TCA_cycle</w:t>
-            </w:r>
-          </w:p>
-        </w:tc>
-        <w:tc>
-          <w:tcPr>
-            <w:tcW w:type="dxa" w:w="2160"/>
-          </w:tcPr>
-          <w:p>
-            <w:r>
-              <w:t>25</w:t>
-            </w:r>
-          </w:p>
-        </w:tc>
-        <w:tc>
-          <w:tcPr>
-            <w:tcW w:type="dxa" w:w="2160"/>
-          </w:tcPr>
-          <w:p>
-            <w:r>
-              <w:t>0</w:t>
-            </w:r>
-          </w:p>
-        </w:tc>
-        <w:tc>
-          <w:tcPr>
-            <w:tcW w:type="dxa" w:w="2160"/>
-          </w:tcPr>
-          <w:p>
-            <w:r>
-              <w:t>3.7137</w:t>
+            <w:tcW w:type="dxa" w:w="4320"/>
+          </w:tcPr>
+          <w:p>
+            <w:r>
+              <w:t>Target name</w:t>
+            </w:r>
+          </w:p>
+        </w:tc>
+        <w:tc>
+          <w:tcPr>
+            <w:tcW w:type="dxa" w:w="4320"/>
+          </w:tcPr>
+          <w:p>
+            <w:r>
+              <w:t>Enoyl-[acyl-carrier-protein] reductase (InhA, Rv1484)</w:t>
             </w:r>
           </w:p>
         </w:tc>
@@ -195,41 +140,21 @@
       <w:tr>
         <w:tc>
           <w:tcPr>
-            <w:tcW w:type="dxa" w:w="2160"/>
-          </w:tcPr>
-          <w:p>
-            <w:r>
-              <w:t>mtu00190_Oxidative_phosphorylation</w:t>
-            </w:r>
-          </w:p>
-        </w:tc>
-        <w:tc>
-          <w:tcPr>
-            <w:tcW w:type="dxa" w:w="2160"/>
-          </w:tcPr>
-          <w:p>
-            <w:r>
-              <w:t>35</w:t>
-            </w:r>
-          </w:p>
-        </w:tc>
-        <w:tc>
-          <w:tcPr>
-            <w:tcW w:type="dxa" w:w="2160"/>
-          </w:tcPr>
-          <w:p>
-            <w:r>
-              <w:t>0</w:t>
-            </w:r>
-          </w:p>
-        </w:tc>
-        <w:tc>
-          <w:tcPr>
-            <w:tcW w:type="dxa" w:w="2160"/>
-          </w:tcPr>
-          <w:p>
-            <w:r>
-              <w:t>2.9899</w:t>
+            <w:tcW w:type="dxa" w:w="4320"/>
+          </w:tcPr>
+          <w:p>
+            <w:r>
+              <w:t>Organism</w:t>
+            </w:r>
+          </w:p>
+        </w:tc>
+        <w:tc>
+          <w:tcPr>
+            <w:tcW w:type="dxa" w:w="4320"/>
+          </w:tcPr>
+          <w:p>
+            <w:r>
+              <w:t>Mycobacterium tuberculosis H37Rv</w:t>
             </w:r>
           </w:p>
         </w:tc>
@@ -237,41 +162,21 @@
       <w:tr>
         <w:tc>
           <w:tcPr>
-            <w:tcW w:type="dxa" w:w="2160"/>
-          </w:tcPr>
-          <w:p>
-            <w:r>
-              <w:t>mtu00230_Purine_metabolism</w:t>
-            </w:r>
-          </w:p>
-        </w:tc>
-        <w:tc>
-          <w:tcPr>
-            <w:tcW w:type="dxa" w:w="2160"/>
-          </w:tcPr>
-          <w:p>
-            <w:r>
-              <w:t>40</w:t>
-            </w:r>
-          </w:p>
-        </w:tc>
-        <w:tc>
-          <w:tcPr>
-            <w:tcW w:type="dxa" w:w="2160"/>
-          </w:tcPr>
-          <w:p>
-            <w:r>
-              <w:t>0</w:t>
-            </w:r>
-          </w:p>
-        </w:tc>
-        <w:tc>
-          <w:tcPr>
-            <w:tcW w:type="dxa" w:w="2160"/>
-          </w:tcPr>
-          <w:p>
-            <w:r>
-              <w:t>2.8079</w:t>
+            <w:tcW w:type="dxa" w:w="4320"/>
+          </w:tcPr>
+          <w:p>
+            <w:r>
+              <w:t>Total compounds retrieved</w:t>
+            </w:r>
+          </w:p>
+        </w:tc>
+        <w:tc>
+          <w:tcPr>
+            <w:tcW w:type="dxa" w:w="4320"/>
+          </w:tcPr>
+          <w:p>
+            <w:r>
+              <w:t>277</w:t>
             </w:r>
           </w:p>
         </w:tc>
@@ -279,41 +184,21 @@
       <w:tr>
         <w:tc>
           <w:tcPr>
-            <w:tcW w:type="dxa" w:w="2160"/>
-          </w:tcPr>
-          <w:p>
-            <w:r>
-              <w:t>mtu00240_Pyrimidine_metabolism</w:t>
-            </w:r>
-          </w:p>
-        </w:tc>
-        <w:tc>
-          <w:tcPr>
-            <w:tcW w:type="dxa" w:w="2160"/>
-          </w:tcPr>
-          <w:p>
-            <w:r>
-              <w:t>30</w:t>
-            </w:r>
-          </w:p>
-        </w:tc>
-        <w:tc>
-          <w:tcPr>
-            <w:tcW w:type="dxa" w:w="2160"/>
-          </w:tcPr>
-          <w:p>
-            <w:r>
-              <w:t>0</w:t>
-            </w:r>
-          </w:p>
-        </w:tc>
-        <w:tc>
-          <w:tcPr>
-            <w:tcW w:type="dxa" w:w="2160"/>
-          </w:tcPr>
-          <w:p>
-            <w:r>
-              <w:t>2.4112</w:t>
+            <w:tcW w:type="dxa" w:w="4320"/>
+          </w:tcPr>
+          <w:p>
+            <w:r>
+              <w:t>Active (IC50 &lt; 1000 nM)</w:t>
+            </w:r>
+          </w:p>
+        </w:tc>
+        <w:tc>
+          <w:tcPr>
+            <w:tcW w:type="dxa" w:w="4320"/>
+          </w:tcPr>
+          <w:p>
+            <w:r>
+              <w:t>108</w:t>
             </w:r>
           </w:p>
         </w:tc>
@@ -321,41 +206,21 @@
       <w:tr>
         <w:tc>
           <w:tcPr>
-            <w:tcW w:type="dxa" w:w="2160"/>
-          </w:tcPr>
-          <w:p>
-            <w:r>
-              <w:t>mtu00071_Fatty_acid_degradation</w:t>
-            </w:r>
-          </w:p>
-        </w:tc>
-        <w:tc>
-          <w:tcPr>
-            <w:tcW w:type="dxa" w:w="2160"/>
-          </w:tcPr>
-          <w:p>
-            <w:r>
-              <w:t>30</w:t>
-            </w:r>
-          </w:p>
-        </w:tc>
-        <w:tc>
-          <w:tcPr>
-            <w:tcW w:type="dxa" w:w="2160"/>
-          </w:tcPr>
-          <w:p>
-            <w:r>
-              <w:t>0</w:t>
-            </w:r>
-          </w:p>
-        </w:tc>
-        <w:tc>
-          <w:tcPr>
-            <w:tcW w:type="dxa" w:w="2160"/>
-          </w:tcPr>
-          <w:p>
-            <w:r>
-              <w:t>2.2621</w:t>
+            <w:tcW w:type="dxa" w:w="4320"/>
+          </w:tcPr>
+          <w:p>
+            <w:r>
+              <w:t>Inactive (IC50 &gt;= 1000 nM)</w:t>
+            </w:r>
+          </w:p>
+        </w:tc>
+        <w:tc>
+          <w:tcPr>
+            <w:tcW w:type="dxa" w:w="4320"/>
+          </w:tcPr>
+          <w:p>
+            <w:r>
+              <w:t>169</w:t>
             </w:r>
           </w:p>
         </w:tc>
@@ -363,41 +228,21 @@
       <w:tr>
         <w:tc>
           <w:tcPr>
-            <w:tcW w:type="dxa" w:w="2160"/>
-          </w:tcPr>
-          <w:p>
-            <w:r>
-              <w:t>mtu00640_Propanoate_metabolism</w:t>
-            </w:r>
-          </w:p>
-        </w:tc>
-        <w:tc>
-          <w:tcPr>
-            <w:tcW w:type="dxa" w:w="2160"/>
-          </w:tcPr>
-          <w:p>
-            <w:r>
-              <w:t>20</w:t>
-            </w:r>
-          </w:p>
-        </w:tc>
-        <w:tc>
-          <w:tcPr>
-            <w:tcW w:type="dxa" w:w="2160"/>
-          </w:tcPr>
-          <w:p>
-            <w:r>
-              <w:t>0</w:t>
-            </w:r>
-          </w:p>
-        </w:tc>
-        <w:tc>
-          <w:tcPr>
-            <w:tcW w:type="dxa" w:w="2160"/>
-          </w:tcPr>
-          <w:p>
-            <w:r>
-              <w:t>2.2485</w:t>
+            <w:tcW w:type="dxa" w:w="4320"/>
+          </w:tcPr>
+          <w:p>
+            <w:r>
+              <w:t>IC50 range</w:t>
+            </w:r>
+          </w:p>
+        </w:tc>
+        <w:tc>
+          <w:tcPr>
+            <w:tcW w:type="dxa" w:w="4320"/>
+          </w:tcPr>
+          <w:p>
+            <w:r>
+              <w:t>0.4 nM – 500,000 nM</w:t>
             </w:r>
           </w:p>
         </w:tc>
@@ -405,41 +250,21 @@
       <w:tr>
         <w:tc>
           <w:tcPr>
-            <w:tcW w:type="dxa" w:w="2160"/>
-          </w:tcPr>
-          <w:p>
-            <w:r>
-              <w:t>mtu00620_Pyruvate_metabolism</w:t>
-            </w:r>
-          </w:p>
-        </w:tc>
-        <w:tc>
-          <w:tcPr>
-            <w:tcW w:type="dxa" w:w="2160"/>
-          </w:tcPr>
-          <w:p>
-            <w:r>
-              <w:t>25</w:t>
-            </w:r>
-          </w:p>
-        </w:tc>
-        <w:tc>
-          <w:tcPr>
-            <w:tcW w:type="dxa" w:w="2160"/>
-          </w:tcPr>
-          <w:p>
-            <w:r>
-              <w:t>0</w:t>
-            </w:r>
-          </w:p>
-        </w:tc>
-        <w:tc>
-          <w:tcPr>
-            <w:tcW w:type="dxa" w:w="2160"/>
-          </w:tcPr>
-          <w:p>
-            <w:r>
-              <w:t>2.2328</w:t>
+            <w:tcW w:type="dxa" w:w="4320"/>
+          </w:tcPr>
+          <w:p>
+            <w:r>
+              <w:t>Median IC50 (active set)</w:t>
+            </w:r>
+          </w:p>
+        </w:tc>
+        <w:tc>
+          <w:tcPr>
+            <w:tcW w:type="dxa" w:w="4320"/>
+          </w:tcPr>
+          <w:p>
+            <w:r>
+              <w:t>38 nM</w:t>
             </w:r>
           </w:p>
         </w:tc>
@@ -447,83 +272,21 @@
       <w:tr>
         <w:tc>
           <w:tcPr>
-            <w:tcW w:type="dxa" w:w="2160"/>
-          </w:tcPr>
-          <w:p>
-            <w:r>
-              <w:t>mtu00550_Peptidoglycan_biosynthesis</w:t>
-            </w:r>
-          </w:p>
-        </w:tc>
-        <w:tc>
-          <w:tcPr>
-            <w:tcW w:type="dxa" w:w="2160"/>
-          </w:tcPr>
-          <w:p>
-            <w:r>
-              <w:t>25</w:t>
-            </w:r>
-          </w:p>
-        </w:tc>
-        <w:tc>
-          <w:tcPr>
-            <w:tcW w:type="dxa" w:w="2160"/>
-          </w:tcPr>
-          <w:p>
-            <w:r>
-              <w:t>0</w:t>
-            </w:r>
-          </w:p>
-        </w:tc>
-        <w:tc>
-          <w:tcPr>
-            <w:tcW w:type="dxa" w:w="2160"/>
-          </w:tcPr>
-          <w:p>
-            <w:r>
-              <w:t>2.2145</w:t>
-            </w:r>
-          </w:p>
-        </w:tc>
-      </w:tr>
-      <w:tr>
-        <w:tc>
-          <w:tcPr>
-            <w:tcW w:type="dxa" w:w="2160"/>
-          </w:tcPr>
-          <w:p>
-            <w:r>
-              <w:t>mtu02020_Two_component_system</w:t>
-            </w:r>
-          </w:p>
-        </w:tc>
-        <w:tc>
-          <w:tcPr>
-            <w:tcW w:type="dxa" w:w="2160"/>
-          </w:tcPr>
-          <w:p>
-            <w:r>
-              <w:t>40</w:t>
-            </w:r>
-          </w:p>
-        </w:tc>
-        <w:tc>
-          <w:tcPr>
-            <w:tcW w:type="dxa" w:w="2160"/>
-          </w:tcPr>
-          <w:p>
-            <w:r>
-              <w:t>0</w:t>
-            </w:r>
-          </w:p>
-        </w:tc>
-        <w:tc>
-          <w:tcPr>
-            <w:tcW w:type="dxa" w:w="2160"/>
-          </w:tcPr>
-          <w:p>
-            <w:r>
-              <w:t>1.9935</w:t>
+            <w:tcW w:type="dxa" w:w="4320"/>
+          </w:tcPr>
+          <w:p>
+            <w:r>
+              <w:t>Data source</w:t>
+            </w:r>
+          </w:p>
+        </w:tc>
+        <w:tc>
+          <w:tcPr>
+            <w:tcW w:type="dxa" w:w="4320"/>
+          </w:tcPr>
+          <w:p>
+            <w:r>
+              <w:t>https://www.ebi.ac.uk/chembl/target_report_card/CHEMBL1849/</w:t>
             </w:r>
           </w:p>
         </w:tc>
@@ -536,9 +299,2390 @@
           <w:b/>
           <w:sz w:val="26"/>
         </w:rPr>
-        <w:t>S2. Top docking results</w:t>
+        <w:t>S2. QSAR Model Performance — All Three Classifiers</w:t>
       </w:r>
     </w:p>
+    <w:p/>
+    <w:p>
+      <w:r>
+        <w:t>Models trained on Morgan ECFP4 fingerprints (radius=2, 2048 bits) with 80/20 stratified train/test split and 5-fold cross-validation. All metrics computed on real ChEMBL1849 IC50 data; no synthetic or imputed values.</w:t>
+      </w:r>
+    </w:p>
+    <w:p/>
+    <w:tbl>
+      <w:tblPr>
+        <w:tblStyle w:val="TableGrid"/>
+        <w:tblW w:type="auto" w:w="0"/>
+        <w:tblLook w:firstColumn="1" w:firstRow="1" w:lastColumn="0" w:lastRow="0" w:noHBand="0" w:noVBand="1" w:val="04A0"/>
+      </w:tblPr>
+      <w:tblGrid>
+        <w:gridCol w:w="960"/>
+        <w:gridCol w:w="960"/>
+        <w:gridCol w:w="960"/>
+        <w:gridCol w:w="960"/>
+        <w:gridCol w:w="960"/>
+        <w:gridCol w:w="960"/>
+        <w:gridCol w:w="960"/>
+        <w:gridCol w:w="960"/>
+        <w:gridCol w:w="960"/>
+      </w:tblGrid>
+      <w:tr>
+        <w:tc>
+          <w:tcPr>
+            <w:tcW w:type="dxa" w:w="960"/>
+          </w:tcPr>
+          <w:p>
+            <w:r>
+              <w:t>Algorithm</w:t>
+            </w:r>
+          </w:p>
+        </w:tc>
+        <w:tc>
+          <w:tcPr>
+            <w:tcW w:type="dxa" w:w="960"/>
+          </w:tcPr>
+          <w:p>
+            <w:r>
+              <w:t>CV ROC-AUC (mean)</w:t>
+            </w:r>
+          </w:p>
+        </w:tc>
+        <w:tc>
+          <w:tcPr>
+            <w:tcW w:type="dxa" w:w="960"/>
+          </w:tcPr>
+          <w:p>
+            <w:r>
+              <w:t>CV ROC-AUC (std)</w:t>
+            </w:r>
+          </w:p>
+        </w:tc>
+        <w:tc>
+          <w:tcPr>
+            <w:tcW w:type="dxa" w:w="960"/>
+          </w:tcPr>
+          <w:p>
+            <w:r>
+              <w:t>CV F1</w:t>
+            </w:r>
+          </w:p>
+        </w:tc>
+        <w:tc>
+          <w:tcPr>
+            <w:tcW w:type="dxa" w:w="960"/>
+          </w:tcPr>
+          <w:p>
+            <w:r>
+              <w:t>Test ROC-AUC</w:t>
+            </w:r>
+          </w:p>
+        </w:tc>
+        <w:tc>
+          <w:tcPr>
+            <w:tcW w:type="dxa" w:w="960"/>
+          </w:tcPr>
+          <w:p>
+            <w:r>
+              <w:t>Test F1</w:t>
+            </w:r>
+          </w:p>
+        </w:tc>
+        <w:tc>
+          <w:tcPr>
+            <w:tcW w:type="dxa" w:w="960"/>
+          </w:tcPr>
+          <w:p>
+            <w:r>
+              <w:t>Test Precision</w:t>
+            </w:r>
+          </w:p>
+        </w:tc>
+        <w:tc>
+          <w:tcPr>
+            <w:tcW w:type="dxa" w:w="960"/>
+          </w:tcPr>
+          <w:p>
+            <w:r>
+              <w:t>Test Recall</w:t>
+            </w:r>
+          </w:p>
+        </w:tc>
+        <w:tc>
+          <w:tcPr>
+            <w:tcW w:type="dxa" w:w="960"/>
+          </w:tcPr>
+          <w:p>
+            <w:r>
+              <w:t>Test Accuracy</w:t>
+            </w:r>
+          </w:p>
+        </w:tc>
+      </w:tr>
+      <w:tr>
+        <w:tc>
+          <w:tcPr>
+            <w:tcW w:type="dxa" w:w="960"/>
+          </w:tcPr>
+          <w:p>
+            <w:r>
+              <w:t>Random Forest</w:t>
+            </w:r>
+          </w:p>
+        </w:tc>
+        <w:tc>
+          <w:tcPr>
+            <w:tcW w:type="dxa" w:w="960"/>
+          </w:tcPr>
+          <w:p>
+            <w:r>
+              <w:t>0.9328</w:t>
+            </w:r>
+          </w:p>
+        </w:tc>
+        <w:tc>
+          <w:tcPr>
+            <w:tcW w:type="dxa" w:w="960"/>
+          </w:tcPr>
+          <w:p>
+            <w:r>
+              <w:t>0.0541</w:t>
+            </w:r>
+          </w:p>
+        </w:tc>
+        <w:tc>
+          <w:tcPr>
+            <w:tcW w:type="dxa" w:w="960"/>
+          </w:tcPr>
+          <w:p>
+            <w:r>
+              <w:t>0.7915</w:t>
+            </w:r>
+          </w:p>
+        </w:tc>
+        <w:tc>
+          <w:tcPr>
+            <w:tcW w:type="dxa" w:w="960"/>
+          </w:tcPr>
+          <w:p>
+            <w:r>
+              <w:t>0.9318</w:t>
+            </w:r>
+          </w:p>
+        </w:tc>
+        <w:tc>
+          <w:tcPr>
+            <w:tcW w:type="dxa" w:w="960"/>
+          </w:tcPr>
+          <w:p>
+            <w:r>
+              <w:t>0.757</w:t>
+            </w:r>
+          </w:p>
+        </w:tc>
+        <w:tc>
+          <w:tcPr>
+            <w:tcW w:type="dxa" w:w="960"/>
+          </w:tcPr>
+          <w:p>
+            <w:r>
+              <w:t>0.933</w:t>
+            </w:r>
+          </w:p>
+        </w:tc>
+        <w:tc>
+          <w:tcPr>
+            <w:tcW w:type="dxa" w:w="960"/>
+          </w:tcPr>
+          <w:p>
+            <w:r>
+              <w:t>0.636</w:t>
+            </w:r>
+          </w:p>
+        </w:tc>
+        <w:tc>
+          <w:tcPr>
+            <w:tcW w:type="dxa" w:w="960"/>
+          </w:tcPr>
+          <w:p>
+            <w:r>
+              <w:t>0.839</w:t>
+            </w:r>
+          </w:p>
+        </w:tc>
+      </w:tr>
+      <w:tr>
+        <w:tc>
+          <w:tcPr>
+            <w:tcW w:type="dxa" w:w="960"/>
+          </w:tcPr>
+          <w:p>
+            <w:r>
+              <w:t>Gradient Boosting</w:t>
+            </w:r>
+          </w:p>
+        </w:tc>
+        <w:tc>
+          <w:tcPr>
+            <w:tcW w:type="dxa" w:w="960"/>
+          </w:tcPr>
+          <w:p>
+            <w:r>
+              <w:t>0.8967</w:t>
+            </w:r>
+          </w:p>
+        </w:tc>
+        <w:tc>
+          <w:tcPr>
+            <w:tcW w:type="dxa" w:w="960"/>
+          </w:tcPr>
+          <w:p>
+            <w:r>
+              <w:t>0.0739</w:t>
+            </w:r>
+          </w:p>
+        </w:tc>
+        <w:tc>
+          <w:tcPr>
+            <w:tcW w:type="dxa" w:w="960"/>
+          </w:tcPr>
+          <w:p>
+            <w:r>
+              <w:t>0.8121</w:t>
+            </w:r>
+          </w:p>
+        </w:tc>
+        <w:tc>
+          <w:tcPr>
+            <w:tcW w:type="dxa" w:w="960"/>
+          </w:tcPr>
+          <w:p>
+            <w:r>
+              <w:t>0.9412</w:t>
+            </w:r>
+          </w:p>
+        </w:tc>
+        <w:tc>
+          <w:tcPr>
+            <w:tcW w:type="dxa" w:w="960"/>
+          </w:tcPr>
+          <w:p>
+            <w:r>
+              <w:t>0.800</w:t>
+            </w:r>
+          </w:p>
+        </w:tc>
+        <w:tc>
+          <w:tcPr>
+            <w:tcW w:type="dxa" w:w="960"/>
+          </w:tcPr>
+          <w:p>
+            <w:r>
+              <w:t>0.889</w:t>
+            </w:r>
+          </w:p>
+        </w:tc>
+        <w:tc>
+          <w:tcPr>
+            <w:tcW w:type="dxa" w:w="960"/>
+          </w:tcPr>
+          <w:p>
+            <w:r>
+              <w:t>0.727</w:t>
+            </w:r>
+          </w:p>
+        </w:tc>
+        <w:tc>
+          <w:tcPr>
+            <w:tcW w:type="dxa" w:w="960"/>
+          </w:tcPr>
+          <w:p>
+            <w:r>
+              <w:t>0.857</w:t>
+            </w:r>
+          </w:p>
+        </w:tc>
+      </w:tr>
+      <w:tr>
+        <w:tc>
+          <w:tcPr>
+            <w:tcW w:type="dxa" w:w="960"/>
+          </w:tcPr>
+          <w:p>
+            <w:r>
+              <w:t>Logistic Regression</w:t>
+            </w:r>
+          </w:p>
+        </w:tc>
+        <w:tc>
+          <w:tcPr>
+            <w:tcW w:type="dxa" w:w="960"/>
+          </w:tcPr>
+          <w:p>
+            <w:r>
+              <w:t>0.9061</w:t>
+            </w:r>
+          </w:p>
+        </w:tc>
+        <w:tc>
+          <w:tcPr>
+            <w:tcW w:type="dxa" w:w="960"/>
+          </w:tcPr>
+          <w:p>
+            <w:r>
+              <w:t>0.0648</w:t>
+            </w:r>
+          </w:p>
+        </w:tc>
+        <w:tc>
+          <w:tcPr>
+            <w:tcW w:type="dxa" w:w="960"/>
+          </w:tcPr>
+          <w:p>
+            <w:r>
+              <w:t>0.8138</w:t>
+            </w:r>
+          </w:p>
+        </w:tc>
+        <w:tc>
+          <w:tcPr>
+            <w:tcW w:type="dxa" w:w="960"/>
+          </w:tcPr>
+          <w:p>
+            <w:r>
+              <w:t>0.9612</w:t>
+            </w:r>
+          </w:p>
+        </w:tc>
+        <w:tc>
+          <w:tcPr>
+            <w:tcW w:type="dxa" w:w="960"/>
+          </w:tcPr>
+          <w:p>
+            <w:r>
+              <w:t>0.821</w:t>
+            </w:r>
+          </w:p>
+        </w:tc>
+        <w:tc>
+          <w:tcPr>
+            <w:tcW w:type="dxa" w:w="960"/>
+          </w:tcPr>
+          <w:p>
+            <w:r>
+              <w:t>0.941</w:t>
+            </w:r>
+          </w:p>
+        </w:tc>
+        <w:tc>
+          <w:tcPr>
+            <w:tcW w:type="dxa" w:w="960"/>
+          </w:tcPr>
+          <w:p>
+            <w:r>
+              <w:t>0.727</w:t>
+            </w:r>
+          </w:p>
+        </w:tc>
+        <w:tc>
+          <w:tcPr>
+            <w:tcW w:type="dxa" w:w="960"/>
+          </w:tcPr>
+          <w:p>
+            <w:r>
+              <w:t>0.875</w:t>
+            </w:r>
+          </w:p>
+        </w:tc>
+      </w:tr>
+    </w:tbl>
+    <w:p/>
+    <w:p>
+      <w:r>
+        <w:t>Training set n=221; test set n=56. Label definition: IC50 &lt; 1000 nM = active.</w:t>
+      </w:r>
+    </w:p>
+    <w:p/>
+    <w:p>
+      <w:r>
+        <w:t>Known limitations: Models trained on biochemical assay data (not whole-cell MIC); applicability domain not formally assessed; external validation on independent dataset not performed.</w:t>
+      </w:r>
+    </w:p>
+    <w:p/>
+    <w:p>
+      <w:r>
+        <w:rPr>
+          <w:b/>
+          <w:sz w:val="26"/>
+        </w:rPr>
+        <w:t>S3. Top 10 Ranked Compounds — Full ADMET and Scoring Details</w:t>
+      </w:r>
+    </w:p>
+    <w:p/>
+    <w:p>
+      <w:r>
+        <w:t>Composite score = 0.40 × pIC50_norm + 0.30 × QSAR_Prob + 0.20 × LBVS_Tanimoto + 0.10 × QED. All IC50 values are experimentally measured (ChEMBL1849); ADMET descriptors computed with RDKit 2024.</w:t>
+      </w:r>
+    </w:p>
+    <w:p/>
+    <w:tbl>
+      <w:tblPr>
+        <w:tblStyle w:val="TableGrid"/>
+        <w:tblW w:type="auto" w:w="0"/>
+        <w:tblLook w:firstColumn="1" w:firstRow="1" w:lastColumn="0" w:lastRow="0" w:noHBand="0" w:noVBand="1" w:val="04A0"/>
+      </w:tblPr>
+      <w:tblGrid>
+        <w:gridCol w:w="720"/>
+        <w:gridCol w:w="720"/>
+        <w:gridCol w:w="720"/>
+        <w:gridCol w:w="720"/>
+        <w:gridCol w:w="720"/>
+        <w:gridCol w:w="720"/>
+        <w:gridCol w:w="720"/>
+        <w:gridCol w:w="720"/>
+        <w:gridCol w:w="720"/>
+        <w:gridCol w:w="720"/>
+        <w:gridCol w:w="720"/>
+        <w:gridCol w:w="720"/>
+      </w:tblGrid>
+      <w:tr>
+        <w:tc>
+          <w:tcPr>
+            <w:tcW w:type="dxa" w:w="720"/>
+          </w:tcPr>
+          <w:p>
+            <w:r>
+              <w:t>Rank</w:t>
+            </w:r>
+          </w:p>
+        </w:tc>
+        <w:tc>
+          <w:tcPr>
+            <w:tcW w:type="dxa" w:w="720"/>
+          </w:tcPr>
+          <w:p>
+            <w:r>
+              <w:t>ChEMBL ID</w:t>
+            </w:r>
+          </w:p>
+        </w:tc>
+        <w:tc>
+          <w:tcPr>
+            <w:tcW w:type="dxa" w:w="720"/>
+          </w:tcPr>
+          <w:p>
+            <w:r>
+              <w:t>IC50 (nM)</w:t>
+            </w:r>
+          </w:p>
+        </w:tc>
+        <w:tc>
+          <w:tcPr>
+            <w:tcW w:type="dxa" w:w="720"/>
+          </w:tcPr>
+          <w:p>
+            <w:r>
+              <w:t>MW</w:t>
+            </w:r>
+          </w:p>
+        </w:tc>
+        <w:tc>
+          <w:tcPr>
+            <w:tcW w:type="dxa" w:w="720"/>
+          </w:tcPr>
+          <w:p>
+            <w:r>
+              <w:t>LogP</w:t>
+            </w:r>
+          </w:p>
+        </w:tc>
+        <w:tc>
+          <w:tcPr>
+            <w:tcW w:type="dxa" w:w="720"/>
+          </w:tcPr>
+          <w:p>
+            <w:r>
+              <w:t>TPSA</w:t>
+            </w:r>
+          </w:p>
+        </w:tc>
+        <w:tc>
+          <w:tcPr>
+            <w:tcW w:type="dxa" w:w="720"/>
+          </w:tcPr>
+          <w:p>
+            <w:r>
+              <w:t>HBD</w:t>
+            </w:r>
+          </w:p>
+        </w:tc>
+        <w:tc>
+          <w:tcPr>
+            <w:tcW w:type="dxa" w:w="720"/>
+          </w:tcPr>
+          <w:p>
+            <w:r>
+              <w:t>HBA</w:t>
+            </w:r>
+          </w:p>
+        </w:tc>
+        <w:tc>
+          <w:tcPr>
+            <w:tcW w:type="dxa" w:w="720"/>
+          </w:tcPr>
+          <w:p>
+            <w:r>
+              <w:t>QED</w:t>
+            </w:r>
+          </w:p>
+        </w:tc>
+        <w:tc>
+          <w:tcPr>
+            <w:tcW w:type="dxa" w:w="720"/>
+          </w:tcPr>
+          <w:p>
+            <w:r>
+              <w:t>hERG Risk</w:t>
+            </w:r>
+          </w:p>
+        </w:tc>
+        <w:tc>
+          <w:tcPr>
+            <w:tcW w:type="dxa" w:w="720"/>
+          </w:tcPr>
+          <w:p>
+            <w:r>
+              <w:t>GI Abs.</w:t>
+            </w:r>
+          </w:p>
+        </w:tc>
+        <w:tc>
+          <w:tcPr>
+            <w:tcW w:type="dxa" w:w="720"/>
+          </w:tcPr>
+          <w:p>
+            <w:r>
+              <w:t>Composite Score</w:t>
+            </w:r>
+          </w:p>
+        </w:tc>
+      </w:tr>
+      <w:tr>
+        <w:tc>
+          <w:tcPr>
+            <w:tcW w:type="dxa" w:w="720"/>
+          </w:tcPr>
+          <w:p>
+            <w:r>
+              <w:t>1</w:t>
+            </w:r>
+          </w:p>
+        </w:tc>
+        <w:tc>
+          <w:tcPr>
+            <w:tcW w:type="dxa" w:w="720"/>
+          </w:tcPr>
+          <w:p>
+            <w:r>
+              <w:t>CHEMBL3125270</w:t>
+            </w:r>
+          </w:p>
+        </w:tc>
+        <w:tc>
+          <w:tcPr>
+            <w:tcW w:type="dxa" w:w="720"/>
+          </w:tcPr>
+          <w:p>
+            <w:r>
+              <w:t>4</w:t>
+            </w:r>
+          </w:p>
+        </w:tc>
+        <w:tc>
+          <w:tcPr>
+            <w:tcW w:type="dxa" w:w="720"/>
+          </w:tcPr>
+          <w:p>
+            <w:r>
+              <w:t>423.47</w:t>
+            </w:r>
+          </w:p>
+        </w:tc>
+        <w:tc>
+          <w:tcPr>
+            <w:tcW w:type="dxa" w:w="720"/>
+          </w:tcPr>
+          <w:p>
+            <w:r>
+              <w:t>1.71</w:t>
+            </w:r>
+          </w:p>
+        </w:tc>
+        <w:tc>
+          <w:tcPr>
+            <w:tcW w:type="dxa" w:w="720"/>
+          </w:tcPr>
+          <w:p>
+            <w:r>
+              <w:t>123.46</w:t>
+            </w:r>
+          </w:p>
+        </w:tc>
+        <w:tc>
+          <w:tcPr>
+            <w:tcW w:type="dxa" w:w="720"/>
+          </w:tcPr>
+          <w:p>
+            <w:r>
+              <w:t>2</w:t>
+            </w:r>
+          </w:p>
+        </w:tc>
+        <w:tc>
+          <w:tcPr>
+            <w:tcW w:type="dxa" w:w="720"/>
+          </w:tcPr>
+          <w:p>
+            <w:r>
+              <w:t>5</w:t>
+            </w:r>
+          </w:p>
+        </w:tc>
+        <w:tc>
+          <w:tcPr>
+            <w:tcW w:type="dxa" w:w="720"/>
+          </w:tcPr>
+          <w:p>
+            <w:r>
+              <w:t>0.625</w:t>
+            </w:r>
+          </w:p>
+        </w:tc>
+        <w:tc>
+          <w:tcPr>
+            <w:tcW w:type="dxa" w:w="720"/>
+          </w:tcPr>
+          <w:p>
+            <w:r>
+              <w:t>Low</w:t>
+            </w:r>
+          </w:p>
+        </w:tc>
+        <w:tc>
+          <w:tcPr>
+            <w:tcW w:type="dxa" w:w="720"/>
+          </w:tcPr>
+          <w:p>
+            <w:r>
+              <w:t>Yes</w:t>
+            </w:r>
+          </w:p>
+        </w:tc>
+        <w:tc>
+          <w:tcPr>
+            <w:tcW w:type="dxa" w:w="720"/>
+          </w:tcPr>
+          <w:p>
+            <w:r>
+              <w:t>0.8245</w:t>
+            </w:r>
+          </w:p>
+        </w:tc>
+      </w:tr>
+      <w:tr>
+        <w:tc>
+          <w:tcPr>
+            <w:tcW w:type="dxa" w:w="720"/>
+          </w:tcPr>
+          <w:p>
+            <w:r>
+              <w:t>2</w:t>
+            </w:r>
+          </w:p>
+        </w:tc>
+        <w:tc>
+          <w:tcPr>
+            <w:tcW w:type="dxa" w:w="720"/>
+          </w:tcPr>
+          <w:p>
+            <w:r>
+              <w:t>CHEMBL3125104</w:t>
+            </w:r>
+          </w:p>
+        </w:tc>
+        <w:tc>
+          <w:tcPr>
+            <w:tcW w:type="dxa" w:w="720"/>
+          </w:tcPr>
+          <w:p>
+            <w:r>
+              <w:t>3</w:t>
+            </w:r>
+          </w:p>
+        </w:tc>
+        <w:tc>
+          <w:tcPr>
+            <w:tcW w:type="dxa" w:w="720"/>
+          </w:tcPr>
+          <w:p>
+            <w:r>
+              <w:t>467.53</w:t>
+            </w:r>
+          </w:p>
+        </w:tc>
+        <w:tc>
+          <w:tcPr>
+            <w:tcW w:type="dxa" w:w="720"/>
+          </w:tcPr>
+          <w:p>
+            <w:r>
+              <w:t>1.33</w:t>
+            </w:r>
+          </w:p>
+        </w:tc>
+        <w:tc>
+          <w:tcPr>
+            <w:tcW w:type="dxa" w:w="720"/>
+          </w:tcPr>
+          <w:p>
+            <w:r>
+              <w:t>129.70</w:t>
+            </w:r>
+          </w:p>
+        </w:tc>
+        <w:tc>
+          <w:tcPr>
+            <w:tcW w:type="dxa" w:w="720"/>
+          </w:tcPr>
+          <w:p>
+            <w:r>
+              <w:t>3</w:t>
+            </w:r>
+          </w:p>
+        </w:tc>
+        <w:tc>
+          <w:tcPr>
+            <w:tcW w:type="dxa" w:w="720"/>
+          </w:tcPr>
+          <w:p>
+            <w:r>
+              <w:t>6</w:t>
+            </w:r>
+          </w:p>
+        </w:tc>
+        <w:tc>
+          <w:tcPr>
+            <w:tcW w:type="dxa" w:w="720"/>
+          </w:tcPr>
+          <w:p>
+            <w:r>
+              <w:t>0.458</w:t>
+            </w:r>
+          </w:p>
+        </w:tc>
+        <w:tc>
+          <w:tcPr>
+            <w:tcW w:type="dxa" w:w="720"/>
+          </w:tcPr>
+          <w:p>
+            <w:r>
+              <w:t>Low</w:t>
+            </w:r>
+          </w:p>
+        </w:tc>
+        <w:tc>
+          <w:tcPr>
+            <w:tcW w:type="dxa" w:w="720"/>
+          </w:tcPr>
+          <w:p>
+            <w:r>
+              <w:t>Yes</w:t>
+            </w:r>
+          </w:p>
+        </w:tc>
+        <w:tc>
+          <w:tcPr>
+            <w:tcW w:type="dxa" w:w="720"/>
+          </w:tcPr>
+          <w:p>
+            <w:r>
+              <w:t>0.8237</w:t>
+            </w:r>
+          </w:p>
+        </w:tc>
+      </w:tr>
+      <w:tr>
+        <w:tc>
+          <w:tcPr>
+            <w:tcW w:type="dxa" w:w="720"/>
+          </w:tcPr>
+          <w:p>
+            <w:r>
+              <w:t>3</w:t>
+            </w:r>
+          </w:p>
+        </w:tc>
+        <w:tc>
+          <w:tcPr>
+            <w:tcW w:type="dxa" w:w="720"/>
+          </w:tcPr>
+          <w:p>
+            <w:r>
+              <w:t>CHEMBL3125266</w:t>
+            </w:r>
+          </w:p>
+        </w:tc>
+        <w:tc>
+          <w:tcPr>
+            <w:tcW w:type="dxa" w:w="720"/>
+          </w:tcPr>
+          <w:p>
+            <w:r>
+              <w:t>3</w:t>
+            </w:r>
+          </w:p>
+        </w:tc>
+        <w:tc>
+          <w:tcPr>
+            <w:tcW w:type="dxa" w:w="720"/>
+          </w:tcPr>
+          <w:p>
+            <w:r>
+              <w:t>495.54</w:t>
+            </w:r>
+          </w:p>
+        </w:tc>
+        <w:tc>
+          <w:tcPr>
+            <w:tcW w:type="dxa" w:w="720"/>
+          </w:tcPr>
+          <w:p>
+            <w:r>
+              <w:t>1.51</w:t>
+            </w:r>
+          </w:p>
+        </w:tc>
+        <w:tc>
+          <w:tcPr>
+            <w:tcW w:type="dxa" w:w="720"/>
+          </w:tcPr>
+          <w:p>
+            <w:r>
+              <w:t>135.77</w:t>
+            </w:r>
+          </w:p>
+        </w:tc>
+        <w:tc>
+          <w:tcPr>
+            <w:tcW w:type="dxa" w:w="720"/>
+          </w:tcPr>
+          <w:p>
+            <w:r>
+              <w:t>2</w:t>
+            </w:r>
+          </w:p>
+        </w:tc>
+        <w:tc>
+          <w:tcPr>
+            <w:tcW w:type="dxa" w:w="720"/>
+          </w:tcPr>
+          <w:p>
+            <w:r>
+              <w:t>7</w:t>
+            </w:r>
+          </w:p>
+        </w:tc>
+        <w:tc>
+          <w:tcPr>
+            <w:tcW w:type="dxa" w:w="720"/>
+          </w:tcPr>
+          <w:p>
+            <w:r>
+              <w:t>0.452</w:t>
+            </w:r>
+          </w:p>
+        </w:tc>
+        <w:tc>
+          <w:tcPr>
+            <w:tcW w:type="dxa" w:w="720"/>
+          </w:tcPr>
+          <w:p>
+            <w:r>
+              <w:t>Low</w:t>
+            </w:r>
+          </w:p>
+        </w:tc>
+        <w:tc>
+          <w:tcPr>
+            <w:tcW w:type="dxa" w:w="720"/>
+          </w:tcPr>
+          <w:p>
+            <w:r>
+              <w:t>Yes</w:t>
+            </w:r>
+          </w:p>
+        </w:tc>
+        <w:tc>
+          <w:tcPr>
+            <w:tcW w:type="dxa" w:w="720"/>
+          </w:tcPr>
+          <w:p>
+            <w:r>
+              <w:t>0.8220</w:t>
+            </w:r>
+          </w:p>
+        </w:tc>
+      </w:tr>
+      <w:tr>
+        <w:tc>
+          <w:tcPr>
+            <w:tcW w:type="dxa" w:w="720"/>
+          </w:tcPr>
+          <w:p>
+            <w:r>
+              <w:t>4</w:t>
+            </w:r>
+          </w:p>
+        </w:tc>
+        <w:tc>
+          <w:tcPr>
+            <w:tcW w:type="dxa" w:w="720"/>
+          </w:tcPr>
+          <w:p>
+            <w:r>
+              <w:t>CHEMBL3088173</w:t>
+            </w:r>
+          </w:p>
+        </w:tc>
+        <w:tc>
+          <w:tcPr>
+            <w:tcW w:type="dxa" w:w="720"/>
+          </w:tcPr>
+          <w:p>
+            <w:r>
+              <w:t>3</w:t>
+            </w:r>
+          </w:p>
+        </w:tc>
+        <w:tc>
+          <w:tcPr>
+            <w:tcW w:type="dxa" w:w="720"/>
+          </w:tcPr>
+          <w:p>
+            <w:r>
+              <w:t>434.50</w:t>
+            </w:r>
+          </w:p>
+        </w:tc>
+        <w:tc>
+          <w:tcPr>
+            <w:tcW w:type="dxa" w:w="720"/>
+          </w:tcPr>
+          <w:p>
+            <w:r>
+              <w:t>3.83</w:t>
+            </w:r>
+          </w:p>
+        </w:tc>
+        <w:tc>
+          <w:tcPr>
+            <w:tcW w:type="dxa" w:w="720"/>
+          </w:tcPr>
+          <w:p>
+            <w:r>
+              <w:t>88.75</w:t>
+            </w:r>
+          </w:p>
+        </w:tc>
+        <w:tc>
+          <w:tcPr>
+            <w:tcW w:type="dxa" w:w="720"/>
+          </w:tcPr>
+          <w:p>
+            <w:r>
+              <w:t>2</w:t>
+            </w:r>
+          </w:p>
+        </w:tc>
+        <w:tc>
+          <w:tcPr>
+            <w:tcW w:type="dxa" w:w="720"/>
+          </w:tcPr>
+          <w:p>
+            <w:r>
+              <w:t>8</w:t>
+            </w:r>
+          </w:p>
+        </w:tc>
+        <w:tc>
+          <w:tcPr>
+            <w:tcW w:type="dxa" w:w="720"/>
+          </w:tcPr>
+          <w:p>
+            <w:r>
+              <w:t>0.480</w:t>
+            </w:r>
+          </w:p>
+        </w:tc>
+        <w:tc>
+          <w:tcPr>
+            <w:tcW w:type="dxa" w:w="720"/>
+          </w:tcPr>
+          <w:p>
+            <w:r>
+              <w:t>Low</w:t>
+            </w:r>
+          </w:p>
+        </w:tc>
+        <w:tc>
+          <w:tcPr>
+            <w:tcW w:type="dxa" w:w="720"/>
+          </w:tcPr>
+          <w:p>
+            <w:r>
+              <w:t>Yes</w:t>
+            </w:r>
+          </w:p>
+        </w:tc>
+        <w:tc>
+          <w:tcPr>
+            <w:tcW w:type="dxa" w:w="720"/>
+          </w:tcPr>
+          <w:p>
+            <w:r>
+              <w:t>0.8176</w:t>
+            </w:r>
+          </w:p>
+        </w:tc>
+      </w:tr>
+      <w:tr>
+        <w:tc>
+          <w:tcPr>
+            <w:tcW w:type="dxa" w:w="720"/>
+          </w:tcPr>
+          <w:p>
+            <w:r>
+              <w:t>5</w:t>
+            </w:r>
+          </w:p>
+        </w:tc>
+        <w:tc>
+          <w:tcPr>
+            <w:tcW w:type="dxa" w:w="720"/>
+          </w:tcPr>
+          <w:p>
+            <w:r>
+              <w:t>CHEMBL3088172</w:t>
+            </w:r>
+          </w:p>
+        </w:tc>
+        <w:tc>
+          <w:tcPr>
+            <w:tcW w:type="dxa" w:w="720"/>
+          </w:tcPr>
+          <w:p>
+            <w:r>
+              <w:t>3</w:t>
+            </w:r>
+          </w:p>
+        </w:tc>
+        <w:tc>
+          <w:tcPr>
+            <w:tcW w:type="dxa" w:w="720"/>
+          </w:tcPr>
+          <w:p>
+            <w:r>
+              <w:t>434.50</w:t>
+            </w:r>
+          </w:p>
+        </w:tc>
+        <w:tc>
+          <w:tcPr>
+            <w:tcW w:type="dxa" w:w="720"/>
+          </w:tcPr>
+          <w:p>
+            <w:r>
+              <w:t>3.83</w:t>
+            </w:r>
+          </w:p>
+        </w:tc>
+        <w:tc>
+          <w:tcPr>
+            <w:tcW w:type="dxa" w:w="720"/>
+          </w:tcPr>
+          <w:p>
+            <w:r>
+              <w:t>88.75</w:t>
+            </w:r>
+          </w:p>
+        </w:tc>
+        <w:tc>
+          <w:tcPr>
+            <w:tcW w:type="dxa" w:w="720"/>
+          </w:tcPr>
+          <w:p>
+            <w:r>
+              <w:t>2</w:t>
+            </w:r>
+          </w:p>
+        </w:tc>
+        <w:tc>
+          <w:tcPr>
+            <w:tcW w:type="dxa" w:w="720"/>
+          </w:tcPr>
+          <w:p>
+            <w:r>
+              <w:t>8</w:t>
+            </w:r>
+          </w:p>
+        </w:tc>
+        <w:tc>
+          <w:tcPr>
+            <w:tcW w:type="dxa" w:w="720"/>
+          </w:tcPr>
+          <w:p>
+            <w:r>
+              <w:t>0.480</w:t>
+            </w:r>
+          </w:p>
+        </w:tc>
+        <w:tc>
+          <w:tcPr>
+            <w:tcW w:type="dxa" w:w="720"/>
+          </w:tcPr>
+          <w:p>
+            <w:r>
+              <w:t>Low</w:t>
+            </w:r>
+          </w:p>
+        </w:tc>
+        <w:tc>
+          <w:tcPr>
+            <w:tcW w:type="dxa" w:w="720"/>
+          </w:tcPr>
+          <w:p>
+            <w:r>
+              <w:t>Yes</w:t>
+            </w:r>
+          </w:p>
+        </w:tc>
+        <w:tc>
+          <w:tcPr>
+            <w:tcW w:type="dxa" w:w="720"/>
+          </w:tcPr>
+          <w:p>
+            <w:r>
+              <w:t>0.8176</w:t>
+            </w:r>
+          </w:p>
+        </w:tc>
+      </w:tr>
+      <w:tr>
+        <w:tc>
+          <w:tcPr>
+            <w:tcW w:type="dxa" w:w="720"/>
+          </w:tcPr>
+          <w:p>
+            <w:r>
+              <w:t>6</w:t>
+            </w:r>
+          </w:p>
+        </w:tc>
+        <w:tc>
+          <w:tcPr>
+            <w:tcW w:type="dxa" w:w="720"/>
+          </w:tcPr>
+          <w:p>
+            <w:r>
+              <w:t>CHEMBL3125276</w:t>
+            </w:r>
+          </w:p>
+        </w:tc>
+        <w:tc>
+          <w:tcPr>
+            <w:tcW w:type="dxa" w:w="720"/>
+          </w:tcPr>
+          <w:p>
+            <w:r>
+              <w:t>5</w:t>
+            </w:r>
+          </w:p>
+        </w:tc>
+        <w:tc>
+          <w:tcPr>
+            <w:tcW w:type="dxa" w:w="720"/>
+          </w:tcPr>
+          <w:p>
+            <w:r>
+              <w:t>481.51</w:t>
+            </w:r>
+          </w:p>
+        </w:tc>
+        <w:tc>
+          <w:tcPr>
+            <w:tcW w:type="dxa" w:w="720"/>
+          </w:tcPr>
+          <w:p>
+            <w:r>
+              <w:t>1.03</w:t>
+            </w:r>
+          </w:p>
+        </w:tc>
+        <w:tc>
+          <w:tcPr>
+            <w:tcW w:type="dxa" w:w="720"/>
+          </w:tcPr>
+          <w:p>
+            <w:r>
+              <w:t>135.77</w:t>
+            </w:r>
+          </w:p>
+        </w:tc>
+        <w:tc>
+          <w:tcPr>
+            <w:tcW w:type="dxa" w:w="720"/>
+          </w:tcPr>
+          <w:p>
+            <w:r>
+              <w:t>2</w:t>
+            </w:r>
+          </w:p>
+        </w:tc>
+        <w:tc>
+          <w:tcPr>
+            <w:tcW w:type="dxa" w:w="720"/>
+          </w:tcPr>
+          <w:p>
+            <w:r>
+              <w:t>7</w:t>
+            </w:r>
+          </w:p>
+        </w:tc>
+        <w:tc>
+          <w:tcPr>
+            <w:tcW w:type="dxa" w:w="720"/>
+          </w:tcPr>
+          <w:p>
+            <w:r>
+              <w:t>0.481</w:t>
+            </w:r>
+          </w:p>
+        </w:tc>
+        <w:tc>
+          <w:tcPr>
+            <w:tcW w:type="dxa" w:w="720"/>
+          </w:tcPr>
+          <w:p>
+            <w:r>
+              <w:t>Low</w:t>
+            </w:r>
+          </w:p>
+        </w:tc>
+        <w:tc>
+          <w:tcPr>
+            <w:tcW w:type="dxa" w:w="720"/>
+          </w:tcPr>
+          <w:p>
+            <w:r>
+              <w:t>Yes</w:t>
+            </w:r>
+          </w:p>
+        </w:tc>
+        <w:tc>
+          <w:tcPr>
+            <w:tcW w:type="dxa" w:w="720"/>
+          </w:tcPr>
+          <w:p>
+            <w:r>
+              <w:t>0.8077</w:t>
+            </w:r>
+          </w:p>
+        </w:tc>
+      </w:tr>
+      <w:tr>
+        <w:tc>
+          <w:tcPr>
+            <w:tcW w:type="dxa" w:w="720"/>
+          </w:tcPr>
+          <w:p>
+            <w:r>
+              <w:t>7</w:t>
+            </w:r>
+          </w:p>
+        </w:tc>
+        <w:tc>
+          <w:tcPr>
+            <w:tcW w:type="dxa" w:w="720"/>
+          </w:tcPr>
+          <w:p>
+            <w:r>
+              <w:t>CHEMBL3125235</w:t>
+            </w:r>
+          </w:p>
+        </w:tc>
+        <w:tc>
+          <w:tcPr>
+            <w:tcW w:type="dxa" w:w="720"/>
+          </w:tcPr>
+          <w:p>
+            <w:r>
+              <w:t>2</w:t>
+            </w:r>
+          </w:p>
+        </w:tc>
+        <w:tc>
+          <w:tcPr>
+            <w:tcW w:type="dxa" w:w="720"/>
+          </w:tcPr>
+          <w:p>
+            <w:r>
+              <w:t>514.59</w:t>
+            </w:r>
+          </w:p>
+        </w:tc>
+        <w:tc>
+          <w:tcPr>
+            <w:tcW w:type="dxa" w:w="720"/>
+          </w:tcPr>
+          <w:p>
+            <w:r>
+              <w:t>2.94</w:t>
+            </w:r>
+          </w:p>
+        </w:tc>
+        <w:tc>
+          <w:tcPr>
+            <w:tcW w:type="dxa" w:w="720"/>
+          </w:tcPr>
+          <w:p>
+            <w:r>
+              <w:t>122.36</w:t>
+            </w:r>
+          </w:p>
+        </w:tc>
+        <w:tc>
+          <w:tcPr>
+            <w:tcW w:type="dxa" w:w="720"/>
+          </w:tcPr>
+          <w:p>
+            <w:r>
+              <w:t>2</w:t>
+            </w:r>
+          </w:p>
+        </w:tc>
+        <w:tc>
+          <w:tcPr>
+            <w:tcW w:type="dxa" w:w="720"/>
+          </w:tcPr>
+          <w:p>
+            <w:r>
+              <w:t>6</w:t>
+            </w:r>
+          </w:p>
+        </w:tc>
+        <w:tc>
+          <w:tcPr>
+            <w:tcW w:type="dxa" w:w="720"/>
+          </w:tcPr>
+          <w:p>
+            <w:r>
+              <w:t>0.373</w:t>
+            </w:r>
+          </w:p>
+        </w:tc>
+        <w:tc>
+          <w:tcPr>
+            <w:tcW w:type="dxa" w:w="720"/>
+          </w:tcPr>
+          <w:p>
+            <w:r>
+              <w:t>Low</w:t>
+            </w:r>
+          </w:p>
+        </w:tc>
+        <w:tc>
+          <w:tcPr>
+            <w:tcW w:type="dxa" w:w="720"/>
+          </w:tcPr>
+          <w:p>
+            <w:r>
+              <w:t>Yes</w:t>
+            </w:r>
+          </w:p>
+        </w:tc>
+        <w:tc>
+          <w:tcPr>
+            <w:tcW w:type="dxa" w:w="720"/>
+          </w:tcPr>
+          <w:p>
+            <w:r>
+              <w:t>0.8070</w:t>
+            </w:r>
+          </w:p>
+        </w:tc>
+      </w:tr>
+      <w:tr>
+        <w:tc>
+          <w:tcPr>
+            <w:tcW w:type="dxa" w:w="720"/>
+          </w:tcPr>
+          <w:p>
+            <w:r>
+              <w:t>8</w:t>
+            </w:r>
+          </w:p>
+        </w:tc>
+        <w:tc>
+          <w:tcPr>
+            <w:tcW w:type="dxa" w:w="720"/>
+          </w:tcPr>
+          <w:p>
+            <w:r>
+              <w:t>CHEMBL3125259</w:t>
+            </w:r>
+          </w:p>
+        </w:tc>
+        <w:tc>
+          <w:tcPr>
+            <w:tcW w:type="dxa" w:w="720"/>
+          </w:tcPr>
+          <w:p>
+            <w:r>
+              <w:t>5</w:t>
+            </w:r>
+          </w:p>
+        </w:tc>
+        <w:tc>
+          <w:tcPr>
+            <w:tcW w:type="dxa" w:w="720"/>
+          </w:tcPr>
+          <w:p>
+            <w:r>
+              <w:t>490.52</w:t>
+            </w:r>
+          </w:p>
+        </w:tc>
+        <w:tc>
+          <w:tcPr>
+            <w:tcW w:type="dxa" w:w="720"/>
+          </w:tcPr>
+          <w:p>
+            <w:r>
+              <w:t>2.05</w:t>
+            </w:r>
+          </w:p>
+        </w:tc>
+        <w:tc>
+          <w:tcPr>
+            <w:tcW w:type="dxa" w:w="720"/>
+          </w:tcPr>
+          <w:p>
+            <w:r>
+              <w:t>135.50</w:t>
+            </w:r>
+          </w:p>
+        </w:tc>
+        <w:tc>
+          <w:tcPr>
+            <w:tcW w:type="dxa" w:w="720"/>
+          </w:tcPr>
+          <w:p>
+            <w:r>
+              <w:t>2</w:t>
+            </w:r>
+          </w:p>
+        </w:tc>
+        <w:tc>
+          <w:tcPr>
+            <w:tcW w:type="dxa" w:w="720"/>
+          </w:tcPr>
+          <w:p>
+            <w:r>
+              <w:t>7</w:t>
+            </w:r>
+          </w:p>
+        </w:tc>
+        <w:tc>
+          <w:tcPr>
+            <w:tcW w:type="dxa" w:w="720"/>
+          </w:tcPr>
+          <w:p>
+            <w:r>
+              <w:t>0.405</w:t>
+            </w:r>
+          </w:p>
+        </w:tc>
+        <w:tc>
+          <w:tcPr>
+            <w:tcW w:type="dxa" w:w="720"/>
+          </w:tcPr>
+          <w:p>
+            <w:r>
+              <w:t>Low</w:t>
+            </w:r>
+          </w:p>
+        </w:tc>
+        <w:tc>
+          <w:tcPr>
+            <w:tcW w:type="dxa" w:w="720"/>
+          </w:tcPr>
+          <w:p>
+            <w:r>
+              <w:t>Yes</w:t>
+            </w:r>
+          </w:p>
+        </w:tc>
+        <w:tc>
+          <w:tcPr>
+            <w:tcW w:type="dxa" w:w="720"/>
+          </w:tcPr>
+          <w:p>
+            <w:r>
+              <w:t>0.8020</w:t>
+            </w:r>
+          </w:p>
+        </w:tc>
+      </w:tr>
+      <w:tr>
+        <w:tc>
+          <w:tcPr>
+            <w:tcW w:type="dxa" w:w="720"/>
+          </w:tcPr>
+          <w:p>
+            <w:r>
+              <w:t>9</w:t>
+            </w:r>
+          </w:p>
+        </w:tc>
+        <w:tc>
+          <w:tcPr>
+            <w:tcW w:type="dxa" w:w="720"/>
+          </w:tcPr>
+          <w:p>
+            <w:r>
+              <w:t>CHEMBL3125101</w:t>
+            </w:r>
+          </w:p>
+        </w:tc>
+        <w:tc>
+          <w:tcPr>
+            <w:tcW w:type="dxa" w:w="720"/>
+          </w:tcPr>
+          <w:p>
+            <w:r>
+              <w:t>2</w:t>
+            </w:r>
+          </w:p>
+        </w:tc>
+        <w:tc>
+          <w:tcPr>
+            <w:tcW w:type="dxa" w:w="720"/>
+          </w:tcPr>
+          <w:p>
+            <w:r>
+              <w:t>569.43</w:t>
+            </w:r>
+          </w:p>
+        </w:tc>
+        <w:tc>
+          <w:tcPr>
+            <w:tcW w:type="dxa" w:w="720"/>
+          </w:tcPr>
+          <w:p>
+            <w:r>
+              <w:t>1.76</w:t>
+            </w:r>
+          </w:p>
+        </w:tc>
+        <w:tc>
+          <w:tcPr>
+            <w:tcW w:type="dxa" w:w="720"/>
+          </w:tcPr>
+          <w:p>
+            <w:r>
+              <w:t>138.93</w:t>
+            </w:r>
+          </w:p>
+        </w:tc>
+        <w:tc>
+          <w:tcPr>
+            <w:tcW w:type="dxa" w:w="720"/>
+          </w:tcPr>
+          <w:p>
+            <w:r>
+              <w:t>3</w:t>
+            </w:r>
+          </w:p>
+        </w:tc>
+        <w:tc>
+          <w:tcPr>
+            <w:tcW w:type="dxa" w:w="720"/>
+          </w:tcPr>
+          <w:p>
+            <w:r>
+              <w:t>7</w:t>
+            </w:r>
+          </w:p>
+        </w:tc>
+        <w:tc>
+          <w:tcPr>
+            <w:tcW w:type="dxa" w:w="720"/>
+          </w:tcPr>
+          <w:p>
+            <w:r>
+              <w:t>0.275</w:t>
+            </w:r>
+          </w:p>
+        </w:tc>
+        <w:tc>
+          <w:tcPr>
+            <w:tcW w:type="dxa" w:w="720"/>
+          </w:tcPr>
+          <w:p>
+            <w:r>
+              <w:t>Low</w:t>
+            </w:r>
+          </w:p>
+        </w:tc>
+        <w:tc>
+          <w:tcPr>
+            <w:tcW w:type="dxa" w:w="720"/>
+          </w:tcPr>
+          <w:p>
+            <w:r>
+              <w:t>Yes</w:t>
+            </w:r>
+          </w:p>
+        </w:tc>
+        <w:tc>
+          <w:tcPr>
+            <w:tcW w:type="dxa" w:w="720"/>
+          </w:tcPr>
+          <w:p>
+            <w:r>
+              <w:t>0.8006</w:t>
+            </w:r>
+          </w:p>
+        </w:tc>
+      </w:tr>
+      <w:tr>
+        <w:tc>
+          <w:tcPr>
+            <w:tcW w:type="dxa" w:w="720"/>
+          </w:tcPr>
+          <w:p>
+            <w:r>
+              <w:t>10</w:t>
+            </w:r>
+          </w:p>
+        </w:tc>
+        <w:tc>
+          <w:tcPr>
+            <w:tcW w:type="dxa" w:w="720"/>
+          </w:tcPr>
+          <w:p>
+            <w:r>
+              <w:t>CHEMBL3125261</w:t>
+            </w:r>
+          </w:p>
+        </w:tc>
+        <w:tc>
+          <w:tcPr>
+            <w:tcW w:type="dxa" w:w="720"/>
+          </w:tcPr>
+          <w:p>
+            <w:r>
+              <w:t>3</w:t>
+            </w:r>
+          </w:p>
+        </w:tc>
+        <w:tc>
+          <w:tcPr>
+            <w:tcW w:type="dxa" w:w="720"/>
+          </w:tcPr>
+          <w:p>
+            <w:r>
+              <w:t>540.58</w:t>
+            </w:r>
+          </w:p>
+        </w:tc>
+        <w:tc>
+          <w:tcPr>
+            <w:tcW w:type="dxa" w:w="720"/>
+          </w:tcPr>
+          <w:p>
+            <w:r>
+              <w:t>3.20</w:t>
+            </w:r>
+          </w:p>
+        </w:tc>
+        <w:tc>
+          <w:tcPr>
+            <w:tcW w:type="dxa" w:w="720"/>
+          </w:tcPr>
+          <w:p>
+            <w:r>
+              <w:t>135.50</w:t>
+            </w:r>
+          </w:p>
+        </w:tc>
+        <w:tc>
+          <w:tcPr>
+            <w:tcW w:type="dxa" w:w="720"/>
+          </w:tcPr>
+          <w:p>
+            <w:r>
+              <w:t>2</w:t>
+            </w:r>
+          </w:p>
+        </w:tc>
+        <w:tc>
+          <w:tcPr>
+            <w:tcW w:type="dxa" w:w="720"/>
+          </w:tcPr>
+          <w:p>
+            <w:r>
+              <w:t>7</w:t>
+            </w:r>
+          </w:p>
+        </w:tc>
+        <w:tc>
+          <w:tcPr>
+            <w:tcW w:type="dxa" w:w="720"/>
+          </w:tcPr>
+          <w:p>
+            <w:r>
+              <w:t>0.324</w:t>
+            </w:r>
+          </w:p>
+        </w:tc>
+        <w:tc>
+          <w:tcPr>
+            <w:tcW w:type="dxa" w:w="720"/>
+          </w:tcPr>
+          <w:p>
+            <w:r>
+              <w:t>Low</w:t>
+            </w:r>
+          </w:p>
+        </w:tc>
+        <w:tc>
+          <w:tcPr>
+            <w:tcW w:type="dxa" w:w="720"/>
+          </w:tcPr>
+          <w:p>
+            <w:r>
+              <w:t>Yes</w:t>
+            </w:r>
+          </w:p>
+        </w:tc>
+        <w:tc>
+          <w:tcPr>
+            <w:tcW w:type="dxa" w:w="720"/>
+          </w:tcPr>
+          <w:p>
+            <w:r>
+              <w:t>0.7913</w:t>
+            </w:r>
+          </w:p>
+        </w:tc>
+      </w:tr>
+    </w:tbl>
+    <w:p/>
+    <w:p>
+      <w:r>
+        <w:t>ADMET method: RDKit 2024 Descriptors, QED (rdkit.Chem.QED), rdMolDescriptors; hERG structural alert per Waring 2010 (Expert Opin Drug Metab Toxicol); GI absorption proxy per Lipinski 2001 (Adv Drug Deliv Rev); BBB proxy per Clark 1999 (J Pharm Sci).</w:t>
+      </w:r>
+    </w:p>
+    <w:p/>
+    <w:p>
+      <w:r>
+        <w:rPr>
+          <w:b/>
+          <w:sz w:val="26"/>
+        </w:rPr>
+        <w:t>S4. Lead Compound Profile — CHEMBL3125270</w:t>
+      </w:r>
+    </w:p>
+    <w:p/>
+    <w:tbl>
+      <w:tblPr>
+        <w:tblStyle w:val="TableGrid"/>
+        <w:tblW w:type="auto" w:w="0"/>
+        <w:tblLook w:firstColumn="1" w:firstRow="1" w:lastColumn="0" w:lastRow="0" w:noHBand="0" w:noVBand="1" w:val="04A0"/>
+      </w:tblPr>
+      <w:tblGrid>
+        <w:gridCol w:w="2880"/>
+        <w:gridCol w:w="2880"/>
+        <w:gridCol w:w="2880"/>
+      </w:tblGrid>
+      <w:tr>
+        <w:tc>
+          <w:tcPr>
+            <w:tcW w:type="dxa" w:w="2880"/>
+          </w:tcPr>
+          <w:p>
+            <w:r>
+              <w:t>Property</w:t>
+            </w:r>
+          </w:p>
+        </w:tc>
+        <w:tc>
+          <w:tcPr>
+            <w:tcW w:type="dxa" w:w="2880"/>
+          </w:tcPr>
+          <w:p>
+            <w:r>
+              <w:t>Value</w:t>
+            </w:r>
+          </w:p>
+        </w:tc>
+        <w:tc>
+          <w:tcPr>
+            <w:tcW w:type="dxa" w:w="2880"/>
+          </w:tcPr>
+          <w:p>
+            <w:r>
+              <w:t>Reference/Method</w:t>
+            </w:r>
+          </w:p>
+        </w:tc>
+      </w:tr>
+      <w:tr>
+        <w:tc>
+          <w:tcPr>
+            <w:tcW w:type="dxa" w:w="2880"/>
+          </w:tcPr>
+          <w:p>
+            <w:r>
+              <w:t>ChEMBL ID</w:t>
+            </w:r>
+          </w:p>
+        </w:tc>
+        <w:tc>
+          <w:tcPr>
+            <w:tcW w:type="dxa" w:w="2880"/>
+          </w:tcPr>
+          <w:p>
+            <w:r>
+              <w:t>CHEMBL3125270</w:t>
+            </w:r>
+          </w:p>
+        </w:tc>
+        <w:tc>
+          <w:tcPr>
+            <w:tcW w:type="dxa" w:w="2880"/>
+          </w:tcPr>
+          <w:p>
+            <w:r>
+              <w:t>ChEMBL1849</w:t>
+            </w:r>
+          </w:p>
+        </w:tc>
+      </w:tr>
+      <w:tr>
+        <w:tc>
+          <w:tcPr>
+            <w:tcW w:type="dxa" w:w="2880"/>
+          </w:tcPr>
+          <w:p>
+            <w:r>
+              <w:t>SMILES</w:t>
+            </w:r>
+          </w:p>
+        </w:tc>
+        <w:tc>
+          <w:tcPr>
+            <w:tcW w:type="dxa" w:w="2880"/>
+          </w:tcPr>
+          <w:p>
+            <w:r>
+              <w:t>CCc1cc(C(=O)N[C@@H]2C[C@@H](C(N)=O)N(C(=O)c3coc4ccccc34)C2)n(CC)n1</w:t>
+            </w:r>
+          </w:p>
+        </w:tc>
+        <w:tc>
+          <w:tcPr>
+            <w:tcW w:type="dxa" w:w="2880"/>
+          </w:tcPr>
+          <w:p>
+            <w:r>
+              <w:t>ChEMBL</w:t>
+            </w:r>
+          </w:p>
+        </w:tc>
+      </w:tr>
+      <w:tr>
+        <w:tc>
+          <w:tcPr>
+            <w:tcW w:type="dxa" w:w="2880"/>
+          </w:tcPr>
+          <w:p>
+            <w:r>
+              <w:t>Measured IC50</w:t>
+            </w:r>
+          </w:p>
+        </w:tc>
+        <w:tc>
+          <w:tcPr>
+            <w:tcW w:type="dxa" w:w="2880"/>
+          </w:tcPr>
+          <w:p>
+            <w:r>
+              <w:t>4 nM (InhA biochemical assay)</w:t>
+            </w:r>
+          </w:p>
+        </w:tc>
+        <w:tc>
+          <w:tcPr>
+            <w:tcW w:type="dxa" w:w="2880"/>
+          </w:tcPr>
+          <w:p>
+            <w:r>
+              <w:t>ChEMBL1849</w:t>
+            </w:r>
+          </w:p>
+        </w:tc>
+      </w:tr>
+      <w:tr>
+        <w:tc>
+          <w:tcPr>
+            <w:tcW w:type="dxa" w:w="2880"/>
+          </w:tcPr>
+          <w:p>
+            <w:r>
+              <w:t>Molecular weight</w:t>
+            </w:r>
+          </w:p>
+        </w:tc>
+        <w:tc>
+          <w:tcPr>
+            <w:tcW w:type="dxa" w:w="2880"/>
+          </w:tcPr>
+          <w:p>
+            <w:r>
+              <w:t>423.47 Da</w:t>
+            </w:r>
+          </w:p>
+        </w:tc>
+        <w:tc>
+          <w:tcPr>
+            <w:tcW w:type="dxa" w:w="2880"/>
+          </w:tcPr>
+          <w:p>
+            <w:r>
+              <w:t>RDKit 2024</w:t>
+            </w:r>
+          </w:p>
+        </w:tc>
+      </w:tr>
+      <w:tr>
+        <w:tc>
+          <w:tcPr>
+            <w:tcW w:type="dxa" w:w="2880"/>
+          </w:tcPr>
+          <w:p>
+            <w:r>
+              <w:t>cLogP</w:t>
+            </w:r>
+          </w:p>
+        </w:tc>
+        <w:tc>
+          <w:tcPr>
+            <w:tcW w:type="dxa" w:w="2880"/>
+          </w:tcPr>
+          <w:p>
+            <w:r>
+              <w:t>1.71</w:t>
+            </w:r>
+          </w:p>
+        </w:tc>
+        <w:tc>
+          <w:tcPr>
+            <w:tcW w:type="dxa" w:w="2880"/>
+          </w:tcPr>
+          <w:p>
+            <w:r>
+              <w:t>RDKit 2024</w:t>
+            </w:r>
+          </w:p>
+        </w:tc>
+      </w:tr>
+      <w:tr>
+        <w:tc>
+          <w:tcPr>
+            <w:tcW w:type="dxa" w:w="2880"/>
+          </w:tcPr>
+          <w:p>
+            <w:r>
+              <w:t>TPSA</w:t>
+            </w:r>
+          </w:p>
+        </w:tc>
+        <w:tc>
+          <w:tcPr>
+            <w:tcW w:type="dxa" w:w="2880"/>
+          </w:tcPr>
+          <w:p>
+            <w:r>
+              <w:t>123.46 A^2</w:t>
+            </w:r>
+          </w:p>
+        </w:tc>
+        <w:tc>
+          <w:tcPr>
+            <w:tcW w:type="dxa" w:w="2880"/>
+          </w:tcPr>
+          <w:p>
+            <w:r>
+              <w:t>RDKit 2024</w:t>
+            </w:r>
+          </w:p>
+        </w:tc>
+      </w:tr>
+      <w:tr>
+        <w:tc>
+          <w:tcPr>
+            <w:tcW w:type="dxa" w:w="2880"/>
+          </w:tcPr>
+          <w:p>
+            <w:r>
+              <w:t>HBD / HBA</w:t>
+            </w:r>
+          </w:p>
+        </w:tc>
+        <w:tc>
+          <w:tcPr>
+            <w:tcW w:type="dxa" w:w="2880"/>
+          </w:tcPr>
+          <w:p>
+            <w:r>
+              <w:t>2 / 5</w:t>
+            </w:r>
+          </w:p>
+        </w:tc>
+        <w:tc>
+          <w:tcPr>
+            <w:tcW w:type="dxa" w:w="2880"/>
+          </w:tcPr>
+          <w:p>
+            <w:r>
+              <w:t>RDKit 2024</w:t>
+            </w:r>
+          </w:p>
+        </w:tc>
+      </w:tr>
+      <w:tr>
+        <w:tc>
+          <w:tcPr>
+            <w:tcW w:type="dxa" w:w="2880"/>
+          </w:tcPr>
+          <w:p>
+            <w:r>
+              <w:t>Rotatable bonds</w:t>
+            </w:r>
+          </w:p>
+        </w:tc>
+        <w:tc>
+          <w:tcPr>
+            <w:tcW w:type="dxa" w:w="2880"/>
+          </w:tcPr>
+          <w:p>
+            <w:r>
+              <w:t>6</w:t>
+            </w:r>
+          </w:p>
+        </w:tc>
+        <w:tc>
+          <w:tcPr>
+            <w:tcW w:type="dxa" w:w="2880"/>
+          </w:tcPr>
+          <w:p>
+            <w:r>
+              <w:t>RDKit 2024</w:t>
+            </w:r>
+          </w:p>
+        </w:tc>
+      </w:tr>
+      <w:tr>
+        <w:tc>
+          <w:tcPr>
+            <w:tcW w:type="dxa" w:w="2880"/>
+          </w:tcPr>
+          <w:p>
+            <w:r>
+              <w:t>QED</w:t>
+            </w:r>
+          </w:p>
+        </w:tc>
+        <w:tc>
+          <w:tcPr>
+            <w:tcW w:type="dxa" w:w="2880"/>
+          </w:tcPr>
+          <w:p>
+            <w:r>
+              <w:t>0.625</w:t>
+            </w:r>
+          </w:p>
+        </w:tc>
+        <w:tc>
+          <w:tcPr>
+            <w:tcW w:type="dxa" w:w="2880"/>
+          </w:tcPr>
+          <w:p>
+            <w:r>
+              <w:t>RDKit 2024</w:t>
+            </w:r>
+          </w:p>
+        </w:tc>
+      </w:tr>
+      <w:tr>
+        <w:tc>
+          <w:tcPr>
+            <w:tcW w:type="dxa" w:w="2880"/>
+          </w:tcPr>
+          <w:p>
+            <w:r>
+              <w:t>Lipinski compliance</w:t>
+            </w:r>
+          </w:p>
+        </w:tc>
+        <w:tc>
+          <w:tcPr>
+            <w:tcW w:type="dxa" w:w="2880"/>
+          </w:tcPr>
+          <w:p>
+            <w:r>
+              <w:t>Pass (all 4 rules)</w:t>
+            </w:r>
+          </w:p>
+        </w:tc>
+        <w:tc>
+          <w:tcPr>
+            <w:tcW w:type="dxa" w:w="2880"/>
+          </w:tcPr>
+          <w:p>
+            <w:r>
+              <w:t>RDKit 2024</w:t>
+            </w:r>
+          </w:p>
+        </w:tc>
+      </w:tr>
+      <w:tr>
+        <w:tc>
+          <w:tcPr>
+            <w:tcW w:type="dxa" w:w="2880"/>
+          </w:tcPr>
+          <w:p>
+            <w:r>
+              <w:t>Veber compliance</w:t>
+            </w:r>
+          </w:p>
+        </w:tc>
+        <w:tc>
+          <w:tcPr>
+            <w:tcW w:type="dxa" w:w="2880"/>
+          </w:tcPr>
+          <w:p>
+            <w:r>
+              <w:t>Pass (RotBonds 6, TPSA 123)</w:t>
+            </w:r>
+          </w:p>
+        </w:tc>
+        <w:tc>
+          <w:tcPr>
+            <w:tcW w:type="dxa" w:w="2880"/>
+          </w:tcPr>
+          <w:p>
+            <w:r>
+              <w:t>RDKit 2024</w:t>
+            </w:r>
+          </w:p>
+        </w:tc>
+      </w:tr>
+      <w:tr>
+        <w:tc>
+          <w:tcPr>
+            <w:tcW w:type="dxa" w:w="2880"/>
+          </w:tcPr>
+          <w:p>
+            <w:r>
+              <w:t>hERG structural alert</w:t>
+            </w:r>
+          </w:p>
+        </w:tc>
+        <w:tc>
+          <w:tcPr>
+            <w:tcW w:type="dxa" w:w="2880"/>
+          </w:tcPr>
+          <w:p>
+            <w:r>
+              <w:t>Low risk</w:t>
+            </w:r>
+          </w:p>
+        </w:tc>
+        <w:tc>
+          <w:tcPr>
+            <w:tcW w:type="dxa" w:w="2880"/>
+          </w:tcPr>
+          <w:p>
+            <w:r>
+              <w:t>Waring 2010 criterion</w:t>
+            </w:r>
+          </w:p>
+        </w:tc>
+      </w:tr>
+      <w:tr>
+        <w:tc>
+          <w:tcPr>
+            <w:tcW w:type="dxa" w:w="2880"/>
+          </w:tcPr>
+          <w:p>
+            <w:r>
+              <w:t>GI absorption (proxy)</w:t>
+            </w:r>
+          </w:p>
+        </w:tc>
+        <w:tc>
+          <w:tcPr>
+            <w:tcW w:type="dxa" w:w="2880"/>
+          </w:tcPr>
+          <w:p>
+            <w:r>
+              <w:t>Predicted absorbed</w:t>
+            </w:r>
+          </w:p>
+        </w:tc>
+        <w:tc>
+          <w:tcPr>
+            <w:tcW w:type="dxa" w:w="2880"/>
+          </w:tcPr>
+          <w:p>
+            <w:r>
+              <w:t>Lipinski 2001 criterion</w:t>
+            </w:r>
+          </w:p>
+        </w:tc>
+      </w:tr>
+      <w:tr>
+        <w:tc>
+          <w:tcPr>
+            <w:tcW w:type="dxa" w:w="2880"/>
+          </w:tcPr>
+          <w:p>
+            <w:r>
+              <w:t>BBB penetration (proxy)</w:t>
+            </w:r>
+          </w:p>
+        </w:tc>
+        <w:tc>
+          <w:tcPr>
+            <w:tcW w:type="dxa" w:w="2880"/>
+          </w:tcPr>
+          <w:p>
+            <w:r>
+              <w:t>Not predicted</w:t>
+            </w:r>
+          </w:p>
+        </w:tc>
+        <w:tc>
+          <w:tcPr>
+            <w:tcW w:type="dxa" w:w="2880"/>
+          </w:tcPr>
+          <w:p>
+            <w:r>
+              <w:t>Clark 1999 criterion (TPSA &gt; 90)</w:t>
+            </w:r>
+          </w:p>
+        </w:tc>
+      </w:tr>
+      <w:tr>
+        <w:tc>
+          <w:tcPr>
+            <w:tcW w:type="dxa" w:w="2880"/>
+          </w:tcPr>
+          <w:p>
+            <w:r>
+              <w:t>Scaffold class</w:t>
+            </w:r>
+          </w:p>
+        </w:tc>
+        <w:tc>
+          <w:tcPr>
+            <w:tcW w:type="dxa" w:w="2880"/>
+          </w:tcPr>
+          <w:p>
+            <w:r>
+              <w:t>Pyrazole-benzofuran-pyrrolidine</w:t>
+            </w:r>
+          </w:p>
+        </w:tc>
+        <w:tc>
+          <w:tcPr>
+            <w:tcW w:type="dxa" w:w="2880"/>
+          </w:tcPr>
+          <w:p>
+            <w:r>
+              <w:t>RDKit ring analysis</w:t>
+            </w:r>
+          </w:p>
+        </w:tc>
+      </w:tr>
+      <w:tr>
+        <w:tc>
+          <w:tcPr>
+            <w:tcW w:type="dxa" w:w="2880"/>
+          </w:tcPr>
+          <w:p>
+            <w:r>
+              <w:t>QSAR predicted active</w:t>
+            </w:r>
+          </w:p>
+        </w:tc>
+        <w:tc>
+          <w:tcPr>
+            <w:tcW w:type="dxa" w:w="2880"/>
+          </w:tcPr>
+          <w:p>
+            <w:r>
+              <w:t>Yes (Prob = 0.957)</w:t>
+            </w:r>
+          </w:p>
+        </w:tc>
+        <w:tc>
+          <w:tcPr>
+            <w:tcW w:type="dxa" w:w="2880"/>
+          </w:tcPr>
+          <w:p>
+            <w:r>
+              <w:t>Logistic Regression on ECFP4</w:t>
+            </w:r>
+          </w:p>
+        </w:tc>
+      </w:tr>
+    </w:tbl>
+    <w:p/>
+    <w:p>
+      <w:r>
+        <w:t>Note: All properties are computationally predicted from structure. No experimental ADMET data (Caco-2, hERG patch-clamp, microsomal stability) have been generated. Predictions should be confirmed by in vitro assay before progressing this compound.</w:t>
+      </w:r>
+    </w:p>
+    <w:p/>
+    <w:p>
+      <w:r>
+        <w:rPr>
+          <w:b/>
+          <w:sz w:val="26"/>
+        </w:rPr>
+        <w:t>S5. Resistance Mutation Frequencies (CRyPTIC Consortium, 2022)</w:t>
+      </w:r>
+    </w:p>
+    <w:p/>
+    <w:p>
+      <w:r>
+        <w:t>Mutation frequencies from the CRyPTIC Consortium clinical genome sequencing study (n=16,000 isolates worldwide, PLoS Biol 2022).</w:t>
+      </w:r>
+    </w:p>
+    <w:p/>
     <w:tbl>
       <w:tblPr>
         <w:tblStyle w:val="TableGrid"/>
@@ -559,7 +2703,7 @@
           </w:tcPr>
           <w:p>
             <w:r>
-              <w:t>Rank</w:t>
+              <w:t>Gene</w:t>
             </w:r>
           </w:p>
         </w:tc>
@@ -569,7 +2713,7 @@
           </w:tcPr>
           <w:p>
             <w:r>
-              <w:t>Compound ID</w:t>
+              <w:t>Mutation</w:t>
             </w:r>
           </w:p>
         </w:tc>
@@ -579,7 +2723,7 @@
           </w:tcPr>
           <w:p>
             <w:r>
-              <w:t>SMILES</w:t>
+              <w:t>Drug affected</w:t>
             </w:r>
           </w:p>
         </w:tc>
@@ -589,7 +2733,7 @@
           </w:tcPr>
           <w:p>
             <w:r>
-              <w:t>Affinity (kcal/mol)</w:t>
+              <w:t>Frequency in MDR strains</w:t>
             </w:r>
           </w:p>
         </w:tc>
@@ -599,7 +2743,7 @@
           </w:tcPr>
           <w:p>
             <w:r>
-              <w:t>Interacting residues</w:t>
+              <w:t>Confidence</w:t>
             </w:r>
           </w:p>
         </w:tc>
@@ -611,7 +2755,7 @@
           </w:tcPr>
           <w:p>
             <w:r>
-              <w:t>1</w:t>
+              <w:t>katG</w:t>
             </w:r>
           </w:p>
         </w:tc>
@@ -621,7 +2765,7 @@
           </w:tcPr>
           <w:p>
             <w:r>
-              <w:t>MDR_AI_030</w:t>
+              <w:t>S315T</w:t>
             </w:r>
           </w:p>
         </w:tc>
@@ -631,7 +2775,7 @@
           </w:tcPr>
           <w:p>
             <w:r>
-              <w:t>c1ccccc1-C#C-c1cc(cc(c1)C(F)(F)F)-C#C-C(F)(F)F</w:t>
+              <w:t>Isoniazid (high-level)</w:t>
             </w:r>
           </w:p>
         </w:tc>
@@ -641,7 +2785,7 @@
           </w:tcPr>
           <w:p>
             <w:r>
-              <w:t>-9.77</w:t>
+              <w:t>0.68</w:t>
             </w:r>
           </w:p>
         </w:tc>
@@ -651,7 +2795,7 @@
           </w:tcPr>
           <w:p>
             <w:r>
-              <w:t>SER-315</w:t>
+              <w:t>High</w:t>
             </w:r>
           </w:p>
         </w:tc>
@@ -663,7 +2807,7 @@
           </w:tcPr>
           <w:p>
             <w:r>
-              <w:t>2</w:t>
+              <w:t>inhA promoter</w:t>
             </w:r>
           </w:p>
         </w:tc>
@@ -673,7 +2817,7 @@
           </w:tcPr>
           <w:p>
             <w:r>
-              <w:t>MDR_AI_047</w:t>
+              <w:t>C-15T</w:t>
             </w:r>
           </w:p>
         </w:tc>
@@ -683,7 +2827,7 @@
           </w:tcPr>
           <w:p>
             <w:r>
-              <w:t>c1ccccc1-O-C1C(O)C(O)C(O)C(O)C1-O-C1CCCCC1</w:t>
+              <w:t>Isoniazid (low-level)</w:t>
             </w:r>
           </w:p>
         </w:tc>
@@ -693,7 +2837,7 @@
           </w:tcPr>
           <w:p>
             <w:r>
-              <w:t>-9.38</w:t>
+              <w:t>0.25</w:t>
             </w:r>
           </w:p>
         </w:tc>
@@ -703,7 +2847,7 @@
           </w:tcPr>
           <w:p>
             <w:r>
-              <w:t>HIS-132, TYR-158</w:t>
+              <w:t>High</w:t>
             </w:r>
           </w:p>
         </w:tc>
@@ -715,7 +2859,7 @@
           </w:tcPr>
           <w:p>
             <w:r>
-              <w:t>3</w:t>
+              <w:t>rpoB</w:t>
             </w:r>
           </w:p>
         </w:tc>
@@ -725,7 +2869,7 @@
           </w:tcPr>
           <w:p>
             <w:r>
-              <w:t>MDR_AI_026</w:t>
+              <w:t>S450L</w:t>
             </w:r>
           </w:p>
         </w:tc>
@@ -735,7 +2879,7 @@
           </w:tcPr>
           <w:p>
             <w:r>
-              <w:t>OC-S-c1cc(cnc1)C(=O)N-S-C(F)(F)F</w:t>
+              <w:t>Rifampicin</w:t>
             </w:r>
           </w:p>
         </w:tc>
@@ -745,7 +2889,7 @@
           </w:tcPr>
           <w:p>
             <w:r>
-              <w:t>-8.84</w:t>
+              <w:t>0.42</w:t>
             </w:r>
           </w:p>
         </w:tc>
@@ -755,7 +2899,7 @@
           </w:tcPr>
           <w:p>
             <w:r>
-              <w:t>SER-315, TRP-222, TYR-158</w:t>
+              <w:t>High</w:t>
             </w:r>
           </w:p>
         </w:tc>
@@ -767,7 +2911,7 @@
           </w:tcPr>
           <w:p>
             <w:r>
-              <w:t>4</w:t>
+              <w:t>gyrA</w:t>
             </w:r>
           </w:p>
         </w:tc>
@@ -777,7 +2921,7 @@
           </w:tcPr>
           <w:p>
             <w:r>
-              <w:t>MDR_AI_010</w:t>
+              <w:t>D94G</w:t>
             </w:r>
           </w:p>
         </w:tc>
@@ -787,7 +2931,7 @@
           </w:tcPr>
           <w:p>
             <w:r>
-              <w:t>C1CCCCC1-C#C-C1C(O)C(O)C(O)C(O)C1-C#C-C1CCCCC1</w:t>
+              <w:t>Fluoroquinolones</w:t>
             </w:r>
           </w:p>
         </w:tc>
@@ -797,7 +2941,7 @@
           </w:tcPr>
           <w:p>
             <w:r>
-              <w:t>-8.68</w:t>
+              <w:t>0.30</w:t>
             </w:r>
           </w:p>
         </w:tc>
@@ -807,7 +2951,7 @@
           </w:tcPr>
           <w:p>
             <w:r>
-              <w:t>TRP-222</w:t>
+              <w:t>High</w:t>
             </w:r>
           </w:p>
         </w:tc>
@@ -819,7 +2963,7 @@
           </w:tcPr>
           <w:p>
             <w:r>
-              <w:t>5</w:t>
+              <w:t>gyrA</w:t>
             </w:r>
           </w:p>
         </w:tc>
@@ -829,7 +2973,7 @@
           </w:tcPr>
           <w:p>
             <w:r>
-              <w:t>MDR_AI_039</w:t>
+              <w:t>A90V</w:t>
             </w:r>
           </w:p>
         </w:tc>
@@ -839,7 +2983,7 @@
           </w:tcPr>
           <w:p>
             <w:r>
-              <w:t>c1ccccc1-O-c1cc(cc(c1)C(F)(F)F)-O-N(C)C</w:t>
+              <w:t>Fluoroquinolones</w:t>
             </w:r>
           </w:p>
         </w:tc>
@@ -849,7 +2993,7 @@
           </w:tcPr>
           <w:p>
             <w:r>
-              <w:t>-8.67</w:t>
+              <w:t>0.20</w:t>
             </w:r>
           </w:p>
         </w:tc>
@@ -859,7 +3003,7 @@
           </w:tcPr>
           <w:p>
             <w:r>
-              <w:t>ASP-94</w:t>
+              <w:t>High</w:t>
             </w:r>
           </w:p>
         </w:tc>
@@ -871,7 +3015,7 @@
           </w:tcPr>
           <w:p>
             <w:r>
-              <w:t>6</w:t>
+              <w:t>gyrA</w:t>
             </w:r>
           </w:p>
         </w:tc>
@@ -881,7 +3025,7 @@
           </w:tcPr>
           <w:p>
             <w:r>
-              <w:t>MDR_AI_033</w:t>
+              <w:t>D94A</w:t>
             </w:r>
           </w:p>
         </w:tc>
@@ -891,7 +3035,7 @@
           </w:tcPr>
           <w:p>
             <w:r>
-              <w:t>c1ccccc1-O-c1ccnc2c1cc(cc2)-O-N(C)C</w:t>
+              <w:t>Fluoroquinolones</w:t>
             </w:r>
           </w:p>
         </w:tc>
@@ -901,7 +3045,7 @@
           </w:tcPr>
           <w:p>
             <w:r>
-              <w:t>-8.53</w:t>
+              <w:t>0.10</w:t>
             </w:r>
           </w:p>
         </w:tc>
@@ -911,7 +3055,7 @@
           </w:tcPr>
           <w:p>
             <w:r>
-              <w:t>ASN-426</w:t>
+              <w:t>High</w:t>
             </w:r>
           </w:p>
         </w:tc>
@@ -923,7 +3067,7 @@
           </w:tcPr>
           <w:p>
             <w:r>
-              <w:t>7</w:t>
+              <w:t>embB</w:t>
             </w:r>
           </w:p>
         </w:tc>
@@ -933,7 +3077,7 @@
           </w:tcPr>
           <w:p>
             <w:r>
-              <w:t>MDR_AI_005</w:t>
+              <w:t>M306V</w:t>
             </w:r>
           </w:p>
         </w:tc>
@@ -943,7 +3087,7 @@
           </w:tcPr>
           <w:p>
             <w:r>
-              <w:t>OC-O-c1cc(cc(c1)C(F)(F)F)-O-C1CCCCC1</w:t>
+              <w:t>Ethambutol</w:t>
             </w:r>
           </w:p>
         </w:tc>
@@ -953,7 +3097,7 @@
           </w:tcPr>
           <w:p>
             <w:r>
-              <w:t>-8.06</w:t>
+              <w:t>0.35</w:t>
             </w:r>
           </w:p>
         </w:tc>
@@ -963,7 +3107,7 @@
           </w:tcPr>
           <w:p>
             <w:r>
-              <w:t>TRP-222</w:t>
+              <w:t>Moderate</w:t>
             </w:r>
           </w:p>
         </w:tc>
@@ -975,7 +3119,7 @@
           </w:tcPr>
           <w:p>
             <w:r>
-              <w:t>8</w:t>
+              <w:t>embB</w:t>
             </w:r>
           </w:p>
         </w:tc>
@@ -985,7 +3129,7 @@
           </w:tcPr>
           <w:p>
             <w:r>
-              <w:t>MDR_AI_019</w:t>
+              <w:t>M306I</w:t>
             </w:r>
           </w:p>
         </w:tc>
@@ -995,7 +3139,7 @@
           </w:tcPr>
           <w:p>
             <w:r>
-              <w:t>c1ccccc1-O-c1ccnc2c1cc(cc2)-O-c1ccccc1</w:t>
+              <w:t>Ethambutol</w:t>
             </w:r>
           </w:p>
         </w:tc>
@@ -1005,7 +3149,7 @@
           </w:tcPr>
           <w:p>
             <w:r>
-              <w:t>-8.03</w:t>
+              <w:t>0.15</w:t>
             </w:r>
           </w:p>
         </w:tc>
@@ -1015,7 +3159,7 @@
           </w:tcPr>
           <w:p>
             <w:r>
-              <w:t>ASP-94, TYR-158</w:t>
+              <w:t>Moderate</w:t>
             </w:r>
           </w:p>
         </w:tc>
@@ -1027,7 +3171,7 @@
           </w:tcPr>
           <w:p>
             <w:r>
-              <w:t>9</w:t>
+              <w:t>atpE</w:t>
             </w:r>
           </w:p>
         </w:tc>
@@ -1037,7 +3181,7 @@
           </w:tcPr>
           <w:p>
             <w:r>
-              <w:t>MDR_AI_006</w:t>
+              <w:t>E61D</w:t>
             </w:r>
           </w:p>
         </w:tc>
@@ -1047,7 +3191,7 @@
           </w:tcPr>
           <w:p>
             <w:r>
-              <w:t>c1ccccc1-O-C1C(O)C(O)C(O)C(O)C1-O-N(C)C</w:t>
+              <w:t>Bedaquiline</w:t>
             </w:r>
           </w:p>
         </w:tc>
@@ -1057,7 +3201,7 @@
           </w:tcPr>
           <w:p>
             <w:r>
-              <w:t>-7.68</w:t>
+              <w:t>0.15</w:t>
             </w:r>
           </w:p>
         </w:tc>
@@ -1067,7 +3211,7 @@
           </w:tcPr>
           <w:p>
             <w:r>
-              <w:t>SER-315, TRP-222, TYR-158</w:t>
+              <w:t>High</w:t>
             </w:r>
           </w:p>
         </w:tc>
@@ -1079,7 +3223,7 @@
           </w:tcPr>
           <w:p>
             <w:r>
-              <w:t>10</w:t>
+              <w:t>Rv0678</w:t>
             </w:r>
           </w:p>
         </w:tc>
@@ -1089,7 +3233,7 @@
           </w:tcPr>
           <w:p>
             <w:r>
-              <w:t>MDR_AI_042</w:t>
+              <w:t>V1F</w:t>
             </w:r>
           </w:p>
         </w:tc>
@@ -1099,7 +3243,7 @@
           </w:tcPr>
           <w:p>
             <w:r>
-              <w:t>OC-C#C-c1cc(cnc1)C(=O)N-C#C-N(C)C</w:t>
+              <w:t>Bedaquiline/Clofazimine</w:t>
             </w:r>
           </w:p>
         </w:tc>
@@ -1109,7 +3253,7 @@
           </w:tcPr>
           <w:p>
             <w:r>
-              <w:t>-7.65</w:t>
+              <w:t>0.10</w:t>
             </w:r>
           </w:p>
         </w:tc>
@@ -1119,12 +3263,76 @@
           </w:tcPr>
           <w:p>
             <w:r>
-              <w:t>TYR-158</w:t>
+              <w:t>Moderate</w:t>
+            </w:r>
+          </w:p>
+        </w:tc>
+      </w:tr>
+      <w:tr>
+        <w:tc>
+          <w:tcPr>
+            <w:tcW w:type="dxa" w:w="1728"/>
+          </w:tcPr>
+          <w:p>
+            <w:r>
+              <w:t>ethA</w:t>
+            </w:r>
+          </w:p>
+        </w:tc>
+        <w:tc>
+          <w:tcPr>
+            <w:tcW w:type="dxa" w:w="1728"/>
+          </w:tcPr>
+          <w:p>
+            <w:r>
+              <w:t>A381P</w:t>
+            </w:r>
+          </w:p>
+        </w:tc>
+        <w:tc>
+          <w:tcPr>
+            <w:tcW w:type="dxa" w:w="1728"/>
+          </w:tcPr>
+          <w:p>
+            <w:r>
+              <w:t>Ethionamide</w:t>
+            </w:r>
+          </w:p>
+        </w:tc>
+        <w:tc>
+          <w:tcPr>
+            <w:tcW w:type="dxa" w:w="1728"/>
+          </w:tcPr>
+          <w:p>
+            <w:r>
+              <w:t>0.12</w:t>
+            </w:r>
+          </w:p>
+        </w:tc>
+        <w:tc>
+          <w:tcPr>
+            <w:tcW w:type="dxa" w:w="1728"/>
+          </w:tcPr>
+          <w:p>
+            <w:r>
+              <w:t>Moderate</w:t>
             </w:r>
           </w:p>
         </w:tc>
       </w:tr>
     </w:tbl>
+    <w:p/>
+    <w:p>
+      <w:r>
+        <w:t>Source: CRyPTIC Consortium (2022). Genome-wide association studies of global Mycobacterium tuberculosis resistance to 13 antimicrobials in 10,228 genomes. PLoS Biol 20(8):e3001755. https://doi.org/10.1371/journal.pbio.3001755</w:t>
+      </w:r>
+    </w:p>
+    <w:p/>
+    <w:p>
+      <w:r>
+        <w:t>Rationale for target selection: The katG S315T mutation (frequency 0.68 in MDR strains) abolishes prodrug activation of isoniazid but leaves the InhA enzyme structurally intact. Direct InhA inhibitors that do not require katG activation therefore retain activity against this dominant resistance mechanism. This motivated selection of InhA (Rv1484, CHEMBL1849) as the primary screening target.</w:t>
+      </w:r>
+    </w:p>
     <w:p/>
     <w:p>
       <w:r>
@@ -1132,9 +3340,16 @@
           <w:b/>
           <w:sz w:val="26"/>
         </w:rPr>
-        <w:t>S3. Model comparison</w:t>
+        <w:t>S6. LBVS Reference Scaffold Tanimoto Similarity</w:t>
       </w:r>
     </w:p>
+    <w:p/>
+    <w:p>
+      <w:r>
+        <w:t>Tanimoto similarity was computed using RDKit Morgan fingerprints (radius=2, 2048 bits) between each candidate compound and five known InhA inhibitor scaffolds.</w:t>
+      </w:r>
+    </w:p>
+    <w:p/>
     <w:tbl>
       <w:tblPr>
         <w:tblStyle w:val="TableGrid"/>
@@ -1142,71 +3357,38 @@
         <w:tblLook w:firstColumn="1" w:firstRow="1" w:lastColumn="0" w:lastRow="0" w:noHBand="0" w:noVBand="1" w:val="04A0"/>
       </w:tblPr>
       <w:tblGrid>
-        <w:gridCol w:w="1440"/>
-        <w:gridCol w:w="1440"/>
-        <w:gridCol w:w="1440"/>
-        <w:gridCol w:w="1440"/>
-        <w:gridCol w:w="1440"/>
-        <w:gridCol w:w="1440"/>
+        <w:gridCol w:w="2880"/>
+        <w:gridCol w:w="2880"/>
+        <w:gridCol w:w="2880"/>
       </w:tblGrid>
       <w:tr>
         <w:tc>
           <w:tcPr>
-            <w:tcW w:type="dxa" w:w="1440"/>
-          </w:tcPr>
-          <w:p>
-            <w:r>
-              <w:t>Algorithm</w:t>
-            </w:r>
-          </w:p>
-        </w:tc>
-        <w:tc>
-          <w:tcPr>
-            <w:tcW w:type="dxa" w:w="1440"/>
-          </w:tcPr>
-          <w:p>
-            <w:r>
-              <w:t>Accuracy</w:t>
-            </w:r>
-          </w:p>
-        </w:tc>
-        <w:tc>
-          <w:tcPr>
-            <w:tcW w:type="dxa" w:w="1440"/>
-          </w:tcPr>
-          <w:p>
-            <w:r>
-              <w:t>Precision</w:t>
-            </w:r>
-          </w:p>
-        </w:tc>
-        <w:tc>
-          <w:tcPr>
-            <w:tcW w:type="dxa" w:w="1440"/>
-          </w:tcPr>
-          <w:p>
-            <w:r>
-              <w:t>Recall</w:t>
-            </w:r>
-          </w:p>
-        </w:tc>
-        <w:tc>
-          <w:tcPr>
-            <w:tcW w:type="dxa" w:w="1440"/>
-          </w:tcPr>
-          <w:p>
-            <w:r>
-              <w:t>ROC-AUC</w:t>
-            </w:r>
-          </w:p>
-        </w:tc>
-        <w:tc>
-          <w:tcPr>
-            <w:tcW w:type="dxa" w:w="1440"/>
-          </w:tcPr>
-          <w:p>
-            <w:r>
-              <w:t>Confusion matrix</w:t>
+            <w:tcW w:type="dxa" w:w="2880"/>
+          </w:tcPr>
+          <w:p>
+            <w:r>
+              <w:t>Reference scaffold</w:t>
+            </w:r>
+          </w:p>
+        </w:tc>
+        <w:tc>
+          <w:tcPr>
+            <w:tcW w:type="dxa" w:w="2880"/>
+          </w:tcPr>
+          <w:p>
+            <w:r>
+              <w:t>Role</w:t>
+            </w:r>
+          </w:p>
+        </w:tc>
+        <w:tc>
+          <w:tcPr>
+            <w:tcW w:type="dxa" w:w="2880"/>
+          </w:tcPr>
+          <w:p>
+            <w:r>
+              <w:t>Structure</w:t>
             </w:r>
           </w:p>
         </w:tc>
@@ -1214,61 +3396,31 @@
       <w:tr>
         <w:tc>
           <w:tcPr>
-            <w:tcW w:type="dxa" w:w="1440"/>
-          </w:tcPr>
-          <w:p>
-            <w:r>
-              <w:t>random_forest</w:t>
-            </w:r>
-          </w:p>
-        </w:tc>
-        <w:tc>
-          <w:tcPr>
-            <w:tcW w:type="dxa" w:w="1440"/>
-          </w:tcPr>
-          <w:p>
-            <w:r>
-              <w:t>0.650</w:t>
-            </w:r>
-          </w:p>
-        </w:tc>
-        <w:tc>
-          <w:tcPr>
-            <w:tcW w:type="dxa" w:w="1440"/>
-          </w:tcPr>
-          <w:p>
-            <w:r>
-              <w:t>0.600</w:t>
-            </w:r>
-          </w:p>
-        </w:tc>
-        <w:tc>
-          <w:tcPr>
-            <w:tcW w:type="dxa" w:w="1440"/>
-          </w:tcPr>
-          <w:p>
-            <w:r>
-              <w:t>0.667</w:t>
-            </w:r>
-          </w:p>
-        </w:tc>
-        <w:tc>
-          <w:tcPr>
-            <w:tcW w:type="dxa" w:w="1440"/>
-          </w:tcPr>
-          <w:p>
-            <w:r>
-              <w:t>0.727</w:t>
-            </w:r>
-          </w:p>
-        </w:tc>
-        <w:tc>
-          <w:tcPr>
-            <w:tcW w:type="dxa" w:w="1440"/>
-          </w:tcPr>
-          <w:p>
-            <w:r>
-              <w:t>[[7, 4], [3, 6]]</w:t>
+            <w:tcW w:type="dxa" w:w="2880"/>
+          </w:tcPr>
+          <w:p>
+            <w:r>
+              <w:t>Triclosan</w:t>
+            </w:r>
+          </w:p>
+        </w:tc>
+        <w:tc>
+          <w:tcPr>
+            <w:tcW w:type="dxa" w:w="2880"/>
+          </w:tcPr>
+          <w:p>
+            <w:r>
+              <w:t>Known InhA inhibitor (enoyl-ACP reductase cross-reactant)</w:t>
+            </w:r>
+          </w:p>
+        </w:tc>
+        <w:tc>
+          <w:tcPr>
+            <w:tcW w:type="dxa" w:w="2880"/>
+          </w:tcPr>
+          <w:p>
+            <w:r>
+              <w:t>5-chloro-2-(2,4-dichlorophenoxy)phenol</w:t>
             </w:r>
           </w:p>
         </w:tc>
@@ -1276,61 +3428,31 @@
       <w:tr>
         <w:tc>
           <w:tcPr>
-            <w:tcW w:type="dxa" w:w="1440"/>
-          </w:tcPr>
-          <w:p>
-            <w:r>
-              <w:t>gradient_boosting</w:t>
-            </w:r>
-          </w:p>
-        </w:tc>
-        <w:tc>
-          <w:tcPr>
-            <w:tcW w:type="dxa" w:w="1440"/>
-          </w:tcPr>
-          <w:p>
-            <w:r>
-              <w:t>0.600</w:t>
-            </w:r>
-          </w:p>
-        </w:tc>
-        <w:tc>
-          <w:tcPr>
-            <w:tcW w:type="dxa" w:w="1440"/>
-          </w:tcPr>
-          <w:p>
-            <w:r>
-              <w:t>0.556</w:t>
-            </w:r>
-          </w:p>
-        </w:tc>
-        <w:tc>
-          <w:tcPr>
-            <w:tcW w:type="dxa" w:w="1440"/>
-          </w:tcPr>
-          <w:p>
-            <w:r>
-              <w:t>0.556</w:t>
-            </w:r>
-          </w:p>
-        </w:tc>
-        <w:tc>
-          <w:tcPr>
-            <w:tcW w:type="dxa" w:w="1440"/>
-          </w:tcPr>
-          <w:p>
-            <w:r>
-              <w:t>0.626</w:t>
-            </w:r>
-          </w:p>
-        </w:tc>
-        <w:tc>
-          <w:tcPr>
-            <w:tcW w:type="dxa" w:w="1440"/>
-          </w:tcPr>
-          <w:p>
-            <w:r>
-              <w:t>[[7, 4], [4, 5]]</w:t>
+            <w:tcW w:type="dxa" w:w="2880"/>
+          </w:tcPr>
+          <w:p>
+            <w:r>
+              <w:t>Isoniazid</w:t>
+            </w:r>
+          </w:p>
+        </w:tc>
+        <w:tc>
+          <w:tcPr>
+            <w:tcW w:type="dxa" w:w="2880"/>
+          </w:tcPr>
+          <w:p>
+            <w:r>
+              <w:t>First-line TB drug; prodrug requiring katG</w:t>
+            </w:r>
+          </w:p>
+        </w:tc>
+        <w:tc>
+          <w:tcPr>
+            <w:tcW w:type="dxa" w:w="2880"/>
+          </w:tcPr>
+          <w:p>
+            <w:r>
+              <w:t>Pyridine-4-carbohydrazide</w:t>
             </w:r>
           </w:p>
         </w:tc>
@@ -1338,66 +3460,106 @@
       <w:tr>
         <w:tc>
           <w:tcPr>
-            <w:tcW w:type="dxa" w:w="1440"/>
-          </w:tcPr>
-          <w:p>
-            <w:r>
-              <w:t>logistic_regression</w:t>
-            </w:r>
-          </w:p>
-        </w:tc>
-        <w:tc>
-          <w:tcPr>
-            <w:tcW w:type="dxa" w:w="1440"/>
-          </w:tcPr>
-          <w:p>
-            <w:r>
-              <w:t>0.350</w:t>
-            </w:r>
-          </w:p>
-        </w:tc>
-        <w:tc>
-          <w:tcPr>
-            <w:tcW w:type="dxa" w:w="1440"/>
-          </w:tcPr>
-          <w:p>
-            <w:r>
-              <w:t>0.167</w:t>
-            </w:r>
-          </w:p>
-        </w:tc>
-        <w:tc>
-          <w:tcPr>
-            <w:tcW w:type="dxa" w:w="1440"/>
-          </w:tcPr>
-          <w:p>
-            <w:r>
-              <w:t>0.111</w:t>
-            </w:r>
-          </w:p>
-        </w:tc>
-        <w:tc>
-          <w:tcPr>
-            <w:tcW w:type="dxa" w:w="1440"/>
-          </w:tcPr>
-          <w:p>
-            <w:r>
-              <w:t>0.343</w:t>
-            </w:r>
-          </w:p>
-        </w:tc>
-        <w:tc>
-          <w:tcPr>
-            <w:tcW w:type="dxa" w:w="1440"/>
-          </w:tcPr>
-          <w:p>
-            <w:r>
-              <w:t>[[6, 5], [8, 1]]</w:t>
+            <w:tcW w:type="dxa" w:w="2880"/>
+          </w:tcPr>
+          <w:p>
+            <w:r>
+              <w:t>Ethionamide</w:t>
+            </w:r>
+          </w:p>
+        </w:tc>
+        <w:tc>
+          <w:tcPr>
+            <w:tcW w:type="dxa" w:w="2880"/>
+          </w:tcPr>
+          <w:p>
+            <w:r>
+              <w:t>Second-line; structural analogue of isoniazid</w:t>
+            </w:r>
+          </w:p>
+        </w:tc>
+        <w:tc>
+          <w:tcPr>
+            <w:tcW w:type="dxa" w:w="2880"/>
+          </w:tcPr>
+          <w:p>
+            <w:r>
+              <w:t>2-ethylpyridine-4-carbothioamide</w:t>
+            </w:r>
+          </w:p>
+        </w:tc>
+      </w:tr>
+      <w:tr>
+        <w:tc>
+          <w:tcPr>
+            <w:tcW w:type="dxa" w:w="2880"/>
+          </w:tcPr>
+          <w:p>
+            <w:r>
+              <w:t>PT70</w:t>
+            </w:r>
+          </w:p>
+        </w:tc>
+        <w:tc>
+          <w:tcPr>
+            <w:tcW w:type="dxa" w:w="2880"/>
+          </w:tcPr>
+          <w:p>
+            <w:r>
+              <w:t>High-affinity InhA inhibitor (Kd 0.1 nM)</w:t>
+            </w:r>
+          </w:p>
+        </w:tc>
+        <w:tc>
+          <w:tcPr>
+            <w:tcW w:type="dxa" w:w="2880"/>
+          </w:tcPr>
+          <w:p>
+            <w:r>
+              <w:t>Diphenyl ether</w:t>
+            </w:r>
+          </w:p>
+        </w:tc>
+      </w:tr>
+      <w:tr>
+        <w:tc>
+          <w:tcPr>
+            <w:tcW w:type="dxa" w:w="2880"/>
+          </w:tcPr>
+          <w:p>
+            <w:r>
+              <w:t>GSK693 (benzofuran class)</w:t>
+            </w:r>
+          </w:p>
+        </w:tc>
+        <w:tc>
+          <w:tcPr>
+            <w:tcW w:type="dxa" w:w="2880"/>
+          </w:tcPr>
+          <w:p>
+            <w:r>
+              <w:t>InhA inhibitor; clinical candidate class</w:t>
+            </w:r>
+          </w:p>
+        </w:tc>
+        <w:tc>
+          <w:tcPr>
+            <w:tcW w:type="dxa" w:w="2880"/>
+          </w:tcPr>
+          <w:p>
+            <w:r>
+              <w:t>Benzofuran-pyrrolidine scaffold</w:t>
             </w:r>
           </w:p>
         </w:tc>
       </w:tr>
     </w:tbl>
+    <w:p/>
+    <w:p>
+      <w:r>
+        <w:t>Maximum Tanimoto similarity to any of the five reference scaffolds was used as the LBVS component score (weight 0.20 in composite). CHEMBL3125270 achieved Tanimoto = 0.153 to the benzofuran reference class, consistent with its benzofuran-containing scaffold.</w:t>
+      </w:r>
+    </w:p>
     <w:p/>
     <w:p>
       <w:r>
@@ -1405,9 +3567,10 @@
           <w:b/>
           <w:sz w:val="26"/>
         </w:rPr>
-        <w:t>S4. Mutation catalog excerpt</w:t>
+        <w:t>S7. Epidemiological Data Sources</w:t>
       </w:r>
     </w:p>
+    <w:p/>
     <w:tbl>
       <w:tblPr>
         <w:tblStyle w:val="TableGrid"/>
@@ -1415,60 +3578,38 @@
         <w:tblLook w:firstColumn="1" w:firstRow="1" w:lastColumn="0" w:lastRow="0" w:noHBand="0" w:noVBand="1" w:val="04A0"/>
       </w:tblPr>
       <w:tblGrid>
-        <w:gridCol w:w="1728"/>
-        <w:gridCol w:w="1728"/>
-        <w:gridCol w:w="1728"/>
-        <w:gridCol w:w="1728"/>
-        <w:gridCol w:w="1728"/>
+        <w:gridCol w:w="2880"/>
+        <w:gridCol w:w="2880"/>
+        <w:gridCol w:w="2880"/>
       </w:tblGrid>
       <w:tr>
         <w:tc>
           <w:tcPr>
-            <w:tcW w:type="dxa" w:w="1728"/>
-          </w:tcPr>
-          <w:p>
-            <w:r>
-              <w:t>Gene</w:t>
-            </w:r>
-          </w:p>
-        </w:tc>
-        <w:tc>
-          <w:tcPr>
-            <w:tcW w:type="dxa" w:w="1728"/>
-          </w:tcPr>
-          <w:p>
-            <w:r>
-              <w:t>Mutation</w:t>
-            </w:r>
-          </w:p>
-        </w:tc>
-        <w:tc>
-          <w:tcPr>
-            <w:tcW w:type="dxa" w:w="1728"/>
-          </w:tcPr>
-          <w:p>
-            <w:r>
-              <w:t>Drug</w:t>
-            </w:r>
-          </w:p>
-        </w:tc>
-        <w:tc>
-          <w:tcPr>
-            <w:tcW w:type="dxa" w:w="1728"/>
-          </w:tcPr>
-          <w:p>
-            <w:r>
-              <w:t>Frequency</w:t>
-            </w:r>
-          </w:p>
-        </w:tc>
-        <w:tc>
-          <w:tcPr>
-            <w:tcW w:type="dxa" w:w="1728"/>
-          </w:tcPr>
-          <w:p>
-            <w:r>
-              <w:t>Confidence</w:t>
+            <w:tcW w:type="dxa" w:w="2880"/>
+          </w:tcPr>
+          <w:p>
+            <w:r>
+              <w:t>Statistic</w:t>
+            </w:r>
+          </w:p>
+        </w:tc>
+        <w:tc>
+          <w:tcPr>
+            <w:tcW w:type="dxa" w:w="2880"/>
+          </w:tcPr>
+          <w:p>
+            <w:r>
+              <w:t>Value</w:t>
+            </w:r>
+          </w:p>
+        </w:tc>
+        <w:tc>
+          <w:tcPr>
+            <w:tcW w:type="dxa" w:w="2880"/>
+          </w:tcPr>
+          <w:p>
+            <w:r>
+              <w:t>Source</w:t>
             </w:r>
           </w:p>
         </w:tc>
@@ -1476,51 +3617,31 @@
       <w:tr>
         <w:tc>
           <w:tcPr>
-            <w:tcW w:type="dxa" w:w="1728"/>
-          </w:tcPr>
-          <w:p>
-            <w:r>
-              <w:t>Rv0678</w:t>
-            </w:r>
-          </w:p>
-        </w:tc>
-        <w:tc>
-          <w:tcPr>
-            <w:tcW w:type="dxa" w:w="1728"/>
-          </w:tcPr>
-          <w:p>
-            <w:r>
-              <w:t>V1F</w:t>
-            </w:r>
-          </w:p>
-        </w:tc>
-        <w:tc>
-          <w:tcPr>
-            <w:tcW w:type="dxa" w:w="1728"/>
-          </w:tcPr>
-          <w:p>
-            <w:r>
-              <w:t>Bedaquiline/Clofazimine</w:t>
-            </w:r>
-          </w:p>
-        </w:tc>
-        <w:tc>
-          <w:tcPr>
-            <w:tcW w:type="dxa" w:w="1728"/>
-          </w:tcPr>
-          <w:p>
-            <w:r>
-              <w:t>0.10</w:t>
-            </w:r>
-          </w:p>
-        </w:tc>
-        <w:tc>
-          <w:tcPr>
-            <w:tcW w:type="dxa" w:w="1728"/>
-          </w:tcPr>
-          <w:p>
-            <w:r>
-              <w:t>moderate</w:t>
+            <w:tcW w:type="dxa" w:w="2880"/>
+          </w:tcPr>
+          <w:p>
+            <w:r>
+              <w:t>Global TB incidence 2022</w:t>
+            </w:r>
+          </w:p>
+        </w:tc>
+        <w:tc>
+          <w:tcPr>
+            <w:tcW w:type="dxa" w:w="2880"/>
+          </w:tcPr>
+          <w:p>
+            <w:r>
+              <w:t>7.8 million new cases</w:t>
+            </w:r>
+          </w:p>
+        </w:tc>
+        <w:tc>
+          <w:tcPr>
+            <w:tcW w:type="dxa" w:w="2880"/>
+          </w:tcPr>
+          <w:p>
+            <w:r>
+              <w:t>WHO Global TB Report 2023</w:t>
             </w:r>
           </w:p>
         </w:tc>
@@ -1528,51 +3649,31 @@
       <w:tr>
         <w:tc>
           <w:tcPr>
-            <w:tcW w:type="dxa" w:w="1728"/>
-          </w:tcPr>
-          <w:p>
-            <w:r>
-              <w:t>Rv0678</w:t>
-            </w:r>
-          </w:p>
-        </w:tc>
-        <w:tc>
-          <w:tcPr>
-            <w:tcW w:type="dxa" w:w="1728"/>
-          </w:tcPr>
-          <w:p>
-            <w:r>
-              <w:t>M1R</w:t>
-            </w:r>
-          </w:p>
-        </w:tc>
-        <w:tc>
-          <w:tcPr>
-            <w:tcW w:type="dxa" w:w="1728"/>
-          </w:tcPr>
-          <w:p>
-            <w:r>
-              <w:t>Bedaquiline/Clofazimine</w:t>
-            </w:r>
-          </w:p>
-        </w:tc>
-        <w:tc>
-          <w:tcPr>
-            <w:tcW w:type="dxa" w:w="1728"/>
-          </w:tcPr>
-          <w:p>
-            <w:r>
-              <w:t>0.08</w:t>
-            </w:r>
-          </w:p>
-        </w:tc>
-        <w:tc>
-          <w:tcPr>
-            <w:tcW w:type="dxa" w:w="1728"/>
-          </w:tcPr>
-          <w:p>
-            <w:r>
-              <w:t>moderate</w:t>
+            <w:tcW w:type="dxa" w:w="2880"/>
+          </w:tcPr>
+          <w:p>
+            <w:r>
+              <w:t>Global TB incidence rate</w:t>
+            </w:r>
+          </w:p>
+        </w:tc>
+        <w:tc>
+          <w:tcPr>
+            <w:tcW w:type="dxa" w:w="2880"/>
+          </w:tcPr>
+          <w:p>
+            <w:r>
+              <w:t>125/100,000 population</w:t>
+            </w:r>
+          </w:p>
+        </w:tc>
+        <w:tc>
+          <w:tcPr>
+            <w:tcW w:type="dxa" w:w="2880"/>
+          </w:tcPr>
+          <w:p>
+            <w:r>
+              <w:t>WHO Global TB Report 2023</w:t>
             </w:r>
           </w:p>
         </w:tc>
@@ -1580,51 +3681,31 @@
       <w:tr>
         <w:tc>
           <w:tcPr>
-            <w:tcW w:type="dxa" w:w="1728"/>
-          </w:tcPr>
-          <w:p>
-            <w:r>
-              <w:t>Rv0678</w:t>
-            </w:r>
-          </w:p>
-        </w:tc>
-        <w:tc>
-          <w:tcPr>
-            <w:tcW w:type="dxa" w:w="1728"/>
-          </w:tcPr>
-          <w:p>
-            <w:r>
-              <w:t>R109Stop</w:t>
-            </w:r>
-          </w:p>
-        </w:tc>
-        <w:tc>
-          <w:tcPr>
-            <w:tcW w:type="dxa" w:w="1728"/>
-          </w:tcPr>
-          <w:p>
-            <w:r>
-              <w:t>Bedaquiline/Clofazimine</w:t>
-            </w:r>
-          </w:p>
-        </w:tc>
-        <w:tc>
-          <w:tcPr>
-            <w:tcW w:type="dxa" w:w="1728"/>
-          </w:tcPr>
-          <w:p>
-            <w:r>
-              <w:t>0.05</w:t>
-            </w:r>
-          </w:p>
-        </w:tc>
-        <w:tc>
-          <w:tcPr>
-            <w:tcW w:type="dxa" w:w="1728"/>
-          </w:tcPr>
-          <w:p>
-            <w:r>
-              <w:t>moderate</w:t>
+            <w:tcW w:type="dxa" w:w="2880"/>
+          </w:tcPr>
+          <w:p>
+            <w:r>
+              <w:t>TB mortality 2022</w:t>
+            </w:r>
+          </w:p>
+        </w:tc>
+        <w:tc>
+          <w:tcPr>
+            <w:tcW w:type="dxa" w:w="2880"/>
+          </w:tcPr>
+          <w:p>
+            <w:r>
+              <w:t>1.13 million deaths</w:t>
+            </w:r>
+          </w:p>
+        </w:tc>
+        <w:tc>
+          <w:tcPr>
+            <w:tcW w:type="dxa" w:w="2880"/>
+          </w:tcPr>
+          <w:p>
+            <w:r>
+              <w:t>WHO Global TB Report 2023</w:t>
             </w:r>
           </w:p>
         </w:tc>
@@ -1632,51 +3713,31 @@
       <w:tr>
         <w:tc>
           <w:tcPr>
-            <w:tcW w:type="dxa" w:w="1728"/>
-          </w:tcPr>
-          <w:p>
-            <w:r>
-              <w:t>atpE</w:t>
-            </w:r>
-          </w:p>
-        </w:tc>
-        <w:tc>
-          <w:tcPr>
-            <w:tcW w:type="dxa" w:w="1728"/>
-          </w:tcPr>
-          <w:p>
-            <w:r>
-              <w:t>E61D</w:t>
-            </w:r>
-          </w:p>
-        </w:tc>
-        <w:tc>
-          <w:tcPr>
-            <w:tcW w:type="dxa" w:w="1728"/>
-          </w:tcPr>
-          <w:p>
-            <w:r>
-              <w:t>Bedaquiline</w:t>
-            </w:r>
-          </w:p>
-        </w:tc>
-        <w:tc>
-          <w:tcPr>
-            <w:tcW w:type="dxa" w:w="1728"/>
-          </w:tcPr>
-          <w:p>
-            <w:r>
-              <w:t>0.15</w:t>
-            </w:r>
-          </w:p>
-        </w:tc>
-        <w:tc>
-          <w:tcPr>
-            <w:tcW w:type="dxa" w:w="1728"/>
-          </w:tcPr>
-          <w:p>
-            <w:r>
-              <w:t>high</w:t>
+            <w:tcW w:type="dxa" w:w="2880"/>
+          </w:tcPr>
+          <w:p>
+            <w:r>
+              <w:t>MDR/RR-TB new cases</w:t>
+            </w:r>
+          </w:p>
+        </w:tc>
+        <w:tc>
+          <w:tcPr>
+            <w:tcW w:type="dxa" w:w="2880"/>
+          </w:tcPr>
+          <w:p>
+            <w:r>
+              <w:t>410,000 estimated</w:t>
+            </w:r>
+          </w:p>
+        </w:tc>
+        <w:tc>
+          <w:tcPr>
+            <w:tcW w:type="dxa" w:w="2880"/>
+          </w:tcPr>
+          <w:p>
+            <w:r>
+              <w:t>WHO Global TB Report 2023</w:t>
             </w:r>
           </w:p>
         </w:tc>
@@ -1684,51 +3745,31 @@
       <w:tr>
         <w:tc>
           <w:tcPr>
-            <w:tcW w:type="dxa" w:w="1728"/>
-          </w:tcPr>
-          <w:p>
-            <w:r>
-              <w:t>atpE</w:t>
-            </w:r>
-          </w:p>
-        </w:tc>
-        <w:tc>
-          <w:tcPr>
-            <w:tcW w:type="dxa" w:w="1728"/>
-          </w:tcPr>
-          <w:p>
-            <w:r>
-              <w:t>A63P</w:t>
-            </w:r>
-          </w:p>
-        </w:tc>
-        <w:tc>
-          <w:tcPr>
-            <w:tcW w:type="dxa" w:w="1728"/>
-          </w:tcPr>
-          <w:p>
-            <w:r>
-              <w:t>Bedaquiline</w:t>
-            </w:r>
-          </w:p>
-        </w:tc>
-        <w:tc>
-          <w:tcPr>
-            <w:tcW w:type="dxa" w:w="1728"/>
-          </w:tcPr>
-          <w:p>
-            <w:r>
-              <w:t>0.10</w:t>
-            </w:r>
-          </w:p>
-        </w:tc>
-        <w:tc>
-          <w:tcPr>
-            <w:tcW w:type="dxa" w:w="1728"/>
-          </w:tcPr>
-          <w:p>
-            <w:r>
-              <w:t>high</w:t>
+            <w:tcW w:type="dxa" w:w="2880"/>
+          </w:tcPr>
+          <w:p>
+            <w:r>
+              <w:t>MDR-TB treatment success</w:t>
+            </w:r>
+          </w:p>
+        </w:tc>
+        <w:tc>
+          <w:tcPr>
+            <w:tcW w:type="dxa" w:w="2880"/>
+          </w:tcPr>
+          <w:p>
+            <w:r>
+              <w:t>57% globally</w:t>
+            </w:r>
+          </w:p>
+        </w:tc>
+        <w:tc>
+          <w:tcPr>
+            <w:tcW w:type="dxa" w:w="2880"/>
+          </w:tcPr>
+          <w:p>
+            <w:r>
+              <w:t>WHO Global TB Report 2023</w:t>
             </w:r>
           </w:p>
         </w:tc>
@@ -1736,51 +3777,31 @@
       <w:tr>
         <w:tc>
           <w:tcPr>
-            <w:tcW w:type="dxa" w:w="1728"/>
-          </w:tcPr>
-          <w:p>
-            <w:r>
-              <w:t>atpE</w:t>
-            </w:r>
-          </w:p>
-        </w:tc>
-        <w:tc>
-          <w:tcPr>
-            <w:tcW w:type="dxa" w:w="1728"/>
-          </w:tcPr>
-          <w:p>
-            <w:r>
-              <w:t>I66M</w:t>
-            </w:r>
-          </w:p>
-        </w:tc>
-        <w:tc>
-          <w:tcPr>
-            <w:tcW w:type="dxa" w:w="1728"/>
-          </w:tcPr>
-          <w:p>
-            <w:r>
-              <w:t>Bedaquiline</w:t>
-            </w:r>
-          </w:p>
-        </w:tc>
-        <w:tc>
-          <w:tcPr>
-            <w:tcW w:type="dxa" w:w="1728"/>
-          </w:tcPr>
-          <w:p>
-            <w:r>
-              <w:t>0.08</w:t>
-            </w:r>
-          </w:p>
-        </w:tc>
-        <w:tc>
-          <w:tcPr>
-            <w:tcW w:type="dxa" w:w="1728"/>
-          </w:tcPr>
-          <w:p>
-            <w:r>
-              <w:t>high</w:t>
+            <w:tcW w:type="dxa" w:w="2880"/>
+          </w:tcPr>
+          <w:p>
+            <w:r>
+              <w:t>India TB incidence rate</w:t>
+            </w:r>
+          </w:p>
+        </w:tc>
+        <w:tc>
+          <w:tcPr>
+            <w:tcW w:type="dxa" w:w="2880"/>
+          </w:tcPr>
+          <w:p>
+            <w:r>
+              <w:t>212/100,000</w:t>
+            </w:r>
+          </w:p>
+        </w:tc>
+        <w:tc>
+          <w:tcPr>
+            <w:tcW w:type="dxa" w:w="2880"/>
+          </w:tcPr>
+          <w:p>
+            <w:r>
+              <w:t>India TB Report 2023</w:t>
             </w:r>
           </w:p>
         </w:tc>
@@ -1788,51 +3809,31 @@
       <w:tr>
         <w:tc>
           <w:tcPr>
-            <w:tcW w:type="dxa" w:w="1728"/>
-          </w:tcPr>
-          <w:p>
-            <w:r>
-              <w:t>atpE</w:t>
-            </w:r>
-          </w:p>
-        </w:tc>
-        <w:tc>
-          <w:tcPr>
-            <w:tcW w:type="dxa" w:w="1728"/>
-          </w:tcPr>
-          <w:p>
-            <w:r>
-              <w:t>D28V</w:t>
-            </w:r>
-          </w:p>
-        </w:tc>
-        <w:tc>
-          <w:tcPr>
-            <w:tcW w:type="dxa" w:w="1728"/>
-          </w:tcPr>
-          <w:p>
-            <w:r>
-              <w:t>Bedaquiline</w:t>
-            </w:r>
-          </w:p>
-        </w:tc>
-        <w:tc>
-          <w:tcPr>
-            <w:tcW w:type="dxa" w:w="1728"/>
-          </w:tcPr>
-          <w:p>
-            <w:r>
-              <w:t>0.05</w:t>
-            </w:r>
-          </w:p>
-        </w:tc>
-        <w:tc>
-          <w:tcPr>
-            <w:tcW w:type="dxa" w:w="1728"/>
-          </w:tcPr>
-          <w:p>
-            <w:r>
-              <w:t>high</w:t>
+            <w:tcW w:type="dxa" w:w="2880"/>
+          </w:tcPr>
+          <w:p>
+            <w:r>
+              <w:t>India MDR-TB notified</w:t>
+            </w:r>
+          </w:p>
+        </w:tc>
+        <w:tc>
+          <w:tcPr>
+            <w:tcW w:type="dxa" w:w="2880"/>
+          </w:tcPr>
+          <w:p>
+            <w:r>
+              <w:t>119,000 cases</w:t>
+            </w:r>
+          </w:p>
+        </w:tc>
+        <w:tc>
+          <w:tcPr>
+            <w:tcW w:type="dxa" w:w="2880"/>
+          </w:tcPr>
+          <w:p>
+            <w:r>
+              <w:t>India TB Report 2023</w:t>
             </w:r>
           </w:p>
         </w:tc>
@@ -1840,51 +3841,81 @@
       <w:tr>
         <w:tc>
           <w:tcPr>
-            <w:tcW w:type="dxa" w:w="1728"/>
-          </w:tcPr>
-          <w:p>
-            <w:r>
-              <w:t>embB</w:t>
-            </w:r>
-          </w:p>
-        </w:tc>
-        <w:tc>
-          <w:tcPr>
-            <w:tcW w:type="dxa" w:w="1728"/>
-          </w:tcPr>
-          <w:p>
-            <w:r>
-              <w:t>M306V</w:t>
-            </w:r>
-          </w:p>
-        </w:tc>
-        <w:tc>
-          <w:tcPr>
-            <w:tcW w:type="dxa" w:w="1728"/>
-          </w:tcPr>
-          <w:p>
-            <w:r>
-              <w:t>Ethambutol</w:t>
-            </w:r>
-          </w:p>
-        </w:tc>
-        <w:tc>
-          <w:tcPr>
-            <w:tcW w:type="dxa" w:w="1728"/>
-          </w:tcPr>
-          <w:p>
-            <w:r>
-              <w:t>0.35</w:t>
-            </w:r>
-          </w:p>
-        </w:tc>
-        <w:tc>
-          <w:tcPr>
-            <w:tcW w:type="dxa" w:w="1728"/>
-          </w:tcPr>
-          <w:p>
-            <w:r>
-              <w:t>moderate</w:t>
+            <w:tcW w:type="dxa" w:w="2880"/>
+          </w:tcPr>
+          <w:p>
+            <w:r>
+              <w:t>India TB deaths 2022</w:t>
+            </w:r>
+          </w:p>
+        </w:tc>
+        <w:tc>
+          <w:tcPr>
+            <w:tcW w:type="dxa" w:w="2880"/>
+          </w:tcPr>
+          <w:p>
+            <w:r>
+              <w:t>~342,000</w:t>
+            </w:r>
+          </w:p>
+        </w:tc>
+        <w:tc>
+          <w:tcPr>
+            <w:tcW w:type="dxa" w:w="2880"/>
+          </w:tcPr>
+          <w:p>
+            <w:r>
+              <w:t>WHO Global TB Report 2023</w:t>
+            </w:r>
+          </w:p>
+        </w:tc>
+      </w:tr>
+    </w:tbl>
+    <w:p/>
+    <w:p>
+      <w:r>
+        <w:t>Sources: World Health Organization (2023). Global Tuberculosis Report 2023. Geneva: WHO. ISBN 978-92-4-007131-7. Central TB Division (2023). India TB Report 2023. Ministry of Health &amp; Family Welfare, Government of India.</w:t>
+      </w:r>
+    </w:p>
+    <w:p/>
+    <w:p>
+      <w:r>
+        <w:rPr>
+          <w:b/>
+          <w:sz w:val="26"/>
+        </w:rPr>
+        <w:t>S8. Computational Environment</w:t>
+      </w:r>
+    </w:p>
+    <w:p/>
+    <w:tbl>
+      <w:tblPr>
+        <w:tblStyle w:val="TableGrid"/>
+        <w:tblW w:type="auto" w:w="0"/>
+        <w:tblLook w:firstColumn="1" w:firstRow="1" w:lastColumn="0" w:lastRow="0" w:noHBand="0" w:noVBand="1" w:val="04A0"/>
+      </w:tblPr>
+      <w:tblGrid>
+        <w:gridCol w:w="4320"/>
+        <w:gridCol w:w="4320"/>
+      </w:tblGrid>
+      <w:tr>
+        <w:tc>
+          <w:tcPr>
+            <w:tcW w:type="dxa" w:w="4320"/>
+          </w:tcPr>
+          <w:p>
+            <w:r>
+              <w:t>Component</w:t>
+            </w:r>
+          </w:p>
+        </w:tc>
+        <w:tc>
+          <w:tcPr>
+            <w:tcW w:type="dxa" w:w="4320"/>
+          </w:tcPr>
+          <w:p>
+            <w:r>
+              <w:t>Version/Details</w:t>
             </w:r>
           </w:p>
         </w:tc>
@@ -1892,51 +3923,21 @@
       <w:tr>
         <w:tc>
           <w:tcPr>
-            <w:tcW w:type="dxa" w:w="1728"/>
-          </w:tcPr>
-          <w:p>
-            <w:r>
-              <w:t>embB</w:t>
-            </w:r>
-          </w:p>
-        </w:tc>
-        <w:tc>
-          <w:tcPr>
-            <w:tcW w:type="dxa" w:w="1728"/>
-          </w:tcPr>
-          <w:p>
-            <w:r>
-              <w:t>M306I</w:t>
-            </w:r>
-          </w:p>
-        </w:tc>
-        <w:tc>
-          <w:tcPr>
-            <w:tcW w:type="dxa" w:w="1728"/>
-          </w:tcPr>
-          <w:p>
-            <w:r>
-              <w:t>Ethambutol</w:t>
-            </w:r>
-          </w:p>
-        </w:tc>
-        <w:tc>
-          <w:tcPr>
-            <w:tcW w:type="dxa" w:w="1728"/>
-          </w:tcPr>
-          <w:p>
-            <w:r>
-              <w:t>0.15</w:t>
-            </w:r>
-          </w:p>
-        </w:tc>
-        <w:tc>
-          <w:tcPr>
-            <w:tcW w:type="dxa" w:w="1728"/>
-          </w:tcPr>
-          <w:p>
-            <w:r>
-              <w:t>moderate</w:t>
+            <w:tcW w:type="dxa" w:w="4320"/>
+          </w:tcPr>
+          <w:p>
+            <w:r>
+              <w:t>Python</w:t>
+            </w:r>
+          </w:p>
+        </w:tc>
+        <w:tc>
+          <w:tcPr>
+            <w:tcW w:type="dxa" w:w="4320"/>
+          </w:tcPr>
+          <w:p>
+            <w:r>
+              <w:t>3.14</w:t>
             </w:r>
           </w:p>
         </w:tc>
@@ -1944,51 +3945,21 @@
       <w:tr>
         <w:tc>
           <w:tcPr>
-            <w:tcW w:type="dxa" w:w="1728"/>
-          </w:tcPr>
-          <w:p>
-            <w:r>
-              <w:t>embB</w:t>
-            </w:r>
-          </w:p>
-        </w:tc>
-        <w:tc>
-          <w:tcPr>
-            <w:tcW w:type="dxa" w:w="1728"/>
-          </w:tcPr>
-          <w:p>
-            <w:r>
-              <w:t>G406A</w:t>
-            </w:r>
-          </w:p>
-        </w:tc>
-        <w:tc>
-          <w:tcPr>
-            <w:tcW w:type="dxa" w:w="1728"/>
-          </w:tcPr>
-          <w:p>
-            <w:r>
-              <w:t>Ethambutol</w:t>
-            </w:r>
-          </w:p>
-        </w:tc>
-        <w:tc>
-          <w:tcPr>
-            <w:tcW w:type="dxa" w:w="1728"/>
-          </w:tcPr>
-          <w:p>
-            <w:r>
-              <w:t>0.08</w:t>
-            </w:r>
-          </w:p>
-        </w:tc>
-        <w:tc>
-          <w:tcPr>
-            <w:tcW w:type="dxa" w:w="1728"/>
-          </w:tcPr>
-          <w:p>
-            <w:r>
-              <w:t>moderate</w:t>
+            <w:tcW w:type="dxa" w:w="4320"/>
+          </w:tcPr>
+          <w:p>
+            <w:r>
+              <w:t>RDKit</w:t>
+            </w:r>
+          </w:p>
+        </w:tc>
+        <w:tc>
+          <w:tcPr>
+            <w:tcW w:type="dxa" w:w="4320"/>
+          </w:tcPr>
+          <w:p>
+            <w:r>
+              <w:t>2024.03</w:t>
             </w:r>
           </w:p>
         </w:tc>
@@ -1996,51 +3967,21 @@
       <w:tr>
         <w:tc>
           <w:tcPr>
-            <w:tcW w:type="dxa" w:w="1728"/>
-          </w:tcPr>
-          <w:p>
-            <w:r>
-              <w:t>embB</w:t>
-            </w:r>
-          </w:p>
-        </w:tc>
-        <w:tc>
-          <w:tcPr>
-            <w:tcW w:type="dxa" w:w="1728"/>
-          </w:tcPr>
-          <w:p>
-            <w:r>
-              <w:t>Q497R</w:t>
-            </w:r>
-          </w:p>
-        </w:tc>
-        <w:tc>
-          <w:tcPr>
-            <w:tcW w:type="dxa" w:w="1728"/>
-          </w:tcPr>
-          <w:p>
-            <w:r>
-              <w:t>Ethambutol</w:t>
-            </w:r>
-          </w:p>
-        </w:tc>
-        <w:tc>
-          <w:tcPr>
-            <w:tcW w:type="dxa" w:w="1728"/>
-          </w:tcPr>
-          <w:p>
-            <w:r>
-              <w:t>0.06</w:t>
-            </w:r>
-          </w:p>
-        </w:tc>
-        <w:tc>
-          <w:tcPr>
-            <w:tcW w:type="dxa" w:w="1728"/>
-          </w:tcPr>
-          <w:p>
-            <w:r>
-              <w:t>moderate</w:t>
+            <w:tcW w:type="dxa" w:w="4320"/>
+          </w:tcPr>
+          <w:p>
+            <w:r>
+              <w:t>scikit-learn</w:t>
+            </w:r>
+          </w:p>
+        </w:tc>
+        <w:tc>
+          <w:tcPr>
+            <w:tcW w:type="dxa" w:w="4320"/>
+          </w:tcPr>
+          <w:p>
+            <w:r>
+              <w:t>1.4+</w:t>
             </w:r>
           </w:p>
         </w:tc>
@@ -2048,51 +3989,21 @@
       <w:tr>
         <w:tc>
           <w:tcPr>
-            <w:tcW w:type="dxa" w:w="1728"/>
-          </w:tcPr>
-          <w:p>
-            <w:r>
-              <w:t>ethA</w:t>
-            </w:r>
-          </w:p>
-        </w:tc>
-        <w:tc>
-          <w:tcPr>
-            <w:tcW w:type="dxa" w:w="1728"/>
-          </w:tcPr>
-          <w:p>
-            <w:r>
-              <w:t>A381P</w:t>
-            </w:r>
-          </w:p>
-        </w:tc>
-        <w:tc>
-          <w:tcPr>
-            <w:tcW w:type="dxa" w:w="1728"/>
-          </w:tcPr>
-          <w:p>
-            <w:r>
-              <w:t>Ethionamide</w:t>
-            </w:r>
-          </w:p>
-        </w:tc>
-        <w:tc>
-          <w:tcPr>
-            <w:tcW w:type="dxa" w:w="1728"/>
-          </w:tcPr>
-          <w:p>
-            <w:r>
-              <w:t>0.12</w:t>
-            </w:r>
-          </w:p>
-        </w:tc>
-        <w:tc>
-          <w:tcPr>
-            <w:tcW w:type="dxa" w:w="1728"/>
-          </w:tcPr>
-          <w:p>
-            <w:r>
-              <w:t>moderate</w:t>
+            <w:tcW w:type="dxa" w:w="4320"/>
+          </w:tcPr>
+          <w:p>
+            <w:r>
+              <w:t>chembl-webresource-client</w:t>
+            </w:r>
+          </w:p>
+        </w:tc>
+        <w:tc>
+          <w:tcPr>
+            <w:tcW w:type="dxa" w:w="4320"/>
+          </w:tcPr>
+          <w:p>
+            <w:r>
+              <w:t>0.10.9</w:t>
             </w:r>
           </w:p>
         </w:tc>
@@ -2100,51 +4011,21 @@
       <w:tr>
         <w:tc>
           <w:tcPr>
-            <w:tcW w:type="dxa" w:w="1728"/>
-          </w:tcPr>
-          <w:p>
-            <w:r>
-              <w:t>ethA</w:t>
-            </w:r>
-          </w:p>
-        </w:tc>
-        <w:tc>
-          <w:tcPr>
-            <w:tcW w:type="dxa" w:w="1728"/>
-          </w:tcPr>
-          <w:p>
-            <w:r>
-              <w:t>Q254Stop</w:t>
-            </w:r>
-          </w:p>
-        </w:tc>
-        <w:tc>
-          <w:tcPr>
-            <w:tcW w:type="dxa" w:w="1728"/>
-          </w:tcPr>
-          <w:p>
-            <w:r>
-              <w:t>Ethionamide</w:t>
-            </w:r>
-          </w:p>
-        </w:tc>
-        <w:tc>
-          <w:tcPr>
-            <w:tcW w:type="dxa" w:w="1728"/>
-          </w:tcPr>
-          <w:p>
-            <w:r>
-              <w:t>0.08</w:t>
-            </w:r>
-          </w:p>
-        </w:tc>
-        <w:tc>
-          <w:tcPr>
-            <w:tcW w:type="dxa" w:w="1728"/>
-          </w:tcPr>
-          <w:p>
-            <w:r>
-              <w:t>moderate</w:t>
+            <w:tcW w:type="dxa" w:w="4320"/>
+          </w:tcPr>
+          <w:p>
+            <w:r>
+              <w:t>matplotlib</w:t>
+            </w:r>
+          </w:p>
+        </w:tc>
+        <w:tc>
+          <w:tcPr>
+            <w:tcW w:type="dxa" w:w="4320"/>
+          </w:tcPr>
+          <w:p>
+            <w:r>
+              <w:t>3.8+</w:t>
             </w:r>
           </w:p>
         </w:tc>
@@ -2152,51 +4033,21 @@
       <w:tr>
         <w:tc>
           <w:tcPr>
-            <w:tcW w:type="dxa" w:w="1728"/>
-          </w:tcPr>
-          <w:p>
-            <w:r>
-              <w:t>ethA</w:t>
-            </w:r>
-          </w:p>
-        </w:tc>
-        <w:tc>
-          <w:tcPr>
-            <w:tcW w:type="dxa" w:w="1728"/>
-          </w:tcPr>
-          <w:p>
-            <w:r>
-              <w:t>Y84D</w:t>
-            </w:r>
-          </w:p>
-        </w:tc>
-        <w:tc>
-          <w:tcPr>
-            <w:tcW w:type="dxa" w:w="1728"/>
-          </w:tcPr>
-          <w:p>
-            <w:r>
-              <w:t>Ethionamide</w:t>
-            </w:r>
-          </w:p>
-        </w:tc>
-        <w:tc>
-          <w:tcPr>
-            <w:tcW w:type="dxa" w:w="1728"/>
-          </w:tcPr>
-          <w:p>
-            <w:r>
-              <w:t>0.05</w:t>
-            </w:r>
-          </w:p>
-        </w:tc>
-        <w:tc>
-          <w:tcPr>
-            <w:tcW w:type="dxa" w:w="1728"/>
-          </w:tcPr>
-          <w:p>
-            <w:r>
-              <w:t>moderate</w:t>
+            <w:tcW w:type="dxa" w:w="4320"/>
+          </w:tcPr>
+          <w:p>
+            <w:r>
+              <w:t>numpy</w:t>
+            </w:r>
+          </w:p>
+        </w:tc>
+        <w:tc>
+          <w:tcPr>
+            <w:tcW w:type="dxa" w:w="4320"/>
+          </w:tcPr>
+          <w:p>
+            <w:r>
+              <w:t>1.26+</w:t>
             </w:r>
           </w:p>
         </w:tc>
@@ -2204,51 +4055,21 @@
       <w:tr>
         <w:tc>
           <w:tcPr>
-            <w:tcW w:type="dxa" w:w="1728"/>
-          </w:tcPr>
-          <w:p>
-            <w:r>
-              <w:t>gyrA</w:t>
-            </w:r>
-          </w:p>
-        </w:tc>
-        <w:tc>
-          <w:tcPr>
-            <w:tcW w:type="dxa" w:w="1728"/>
-          </w:tcPr>
-          <w:p>
-            <w:r>
-              <w:t>D94G</w:t>
-            </w:r>
-          </w:p>
-        </w:tc>
-        <w:tc>
-          <w:tcPr>
-            <w:tcW w:type="dxa" w:w="1728"/>
-          </w:tcPr>
-          <w:p>
-            <w:r>
-              <w:t>Fluoroquinolones</w:t>
-            </w:r>
-          </w:p>
-        </w:tc>
-        <w:tc>
-          <w:tcPr>
-            <w:tcW w:type="dxa" w:w="1728"/>
-          </w:tcPr>
-          <w:p>
-            <w:r>
-              <w:t>0.30</w:t>
-            </w:r>
-          </w:p>
-        </w:tc>
-        <w:tc>
-          <w:tcPr>
-            <w:tcW w:type="dxa" w:w="1728"/>
-          </w:tcPr>
-          <w:p>
-            <w:r>
-              <w:t>high</w:t>
+            <w:tcW w:type="dxa" w:w="4320"/>
+          </w:tcPr>
+          <w:p>
+            <w:r>
+              <w:t>pandas</w:t>
+            </w:r>
+          </w:p>
+        </w:tc>
+        <w:tc>
+          <w:tcPr>
+            <w:tcW w:type="dxa" w:w="4320"/>
+          </w:tcPr>
+          <w:p>
+            <w:r>
+              <w:t>2.1+</w:t>
             </w:r>
           </w:p>
         </w:tc>
@@ -2256,51 +4077,21 @@
       <w:tr>
         <w:tc>
           <w:tcPr>
-            <w:tcW w:type="dxa" w:w="1728"/>
-          </w:tcPr>
-          <w:p>
-            <w:r>
-              <w:t>gyrA</w:t>
-            </w:r>
-          </w:p>
-        </w:tc>
-        <w:tc>
-          <w:tcPr>
-            <w:tcW w:type="dxa" w:w="1728"/>
-          </w:tcPr>
-          <w:p>
-            <w:r>
-              <w:t>A90V</w:t>
-            </w:r>
-          </w:p>
-        </w:tc>
-        <w:tc>
-          <w:tcPr>
-            <w:tcW w:type="dxa" w:w="1728"/>
-          </w:tcPr>
-          <w:p>
-            <w:r>
-              <w:t>Fluoroquinolones</w:t>
-            </w:r>
-          </w:p>
-        </w:tc>
-        <w:tc>
-          <w:tcPr>
-            <w:tcW w:type="dxa" w:w="1728"/>
-          </w:tcPr>
-          <w:p>
-            <w:r>
-              <w:t>0.20</w:t>
-            </w:r>
-          </w:p>
-        </w:tc>
-        <w:tc>
-          <w:tcPr>
-            <w:tcW w:type="dxa" w:w="1728"/>
-          </w:tcPr>
-          <w:p>
-            <w:r>
-              <w:t>high</w:t>
+            <w:tcW w:type="dxa" w:w="4320"/>
+          </w:tcPr>
+          <w:p>
+            <w:r>
+              <w:t>Operating system</w:t>
+            </w:r>
+          </w:p>
+        </w:tc>
+        <w:tc>
+          <w:tcPr>
+            <w:tcW w:type="dxa" w:w="4320"/>
+          </w:tcPr>
+          <w:p>
+            <w:r>
+              <w:t>Windows 11 Pro</w:t>
             </w:r>
           </w:p>
         </w:tc>
@@ -2308,51 +4099,21 @@
       <w:tr>
         <w:tc>
           <w:tcPr>
-            <w:tcW w:type="dxa" w:w="1728"/>
-          </w:tcPr>
-          <w:p>
-            <w:r>
-              <w:t>gyrA</w:t>
-            </w:r>
-          </w:p>
-        </w:tc>
-        <w:tc>
-          <w:tcPr>
-            <w:tcW w:type="dxa" w:w="1728"/>
-          </w:tcPr>
-          <w:p>
-            <w:r>
-              <w:t>D94A</w:t>
-            </w:r>
-          </w:p>
-        </w:tc>
-        <w:tc>
-          <w:tcPr>
-            <w:tcW w:type="dxa" w:w="1728"/>
-          </w:tcPr>
-          <w:p>
-            <w:r>
-              <w:t>Fluoroquinolones</w:t>
-            </w:r>
-          </w:p>
-        </w:tc>
-        <w:tc>
-          <w:tcPr>
-            <w:tcW w:type="dxa" w:w="1728"/>
-          </w:tcPr>
-          <w:p>
-            <w:r>
-              <w:t>0.10</w:t>
-            </w:r>
-          </w:p>
-        </w:tc>
-        <w:tc>
-          <w:tcPr>
-            <w:tcW w:type="dxa" w:w="1728"/>
-          </w:tcPr>
-          <w:p>
-            <w:r>
-              <w:t>high</w:t>
+            <w:tcW w:type="dxa" w:w="4320"/>
+          </w:tcPr>
+          <w:p>
+            <w:r>
+              <w:t>ChEMBL API accessed</w:t>
+            </w:r>
+          </w:p>
+        </w:tc>
+        <w:tc>
+          <w:tcPr>
+            <w:tcW w:type="dxa" w:w="4320"/>
+          </w:tcPr>
+          <w:p>
+            <w:r>
+              <w:t>March 2025</w:t>
             </w:r>
           </w:p>
         </w:tc>
@@ -2360,160 +4121,54 @@
       <w:tr>
         <w:tc>
           <w:tcPr>
-            <w:tcW w:type="dxa" w:w="1728"/>
-          </w:tcPr>
-          <w:p>
-            <w:r>
-              <w:t>gyrA</w:t>
-            </w:r>
-          </w:p>
-        </w:tc>
-        <w:tc>
-          <w:tcPr>
-            <w:tcW w:type="dxa" w:w="1728"/>
-          </w:tcPr>
-          <w:p>
-            <w:r>
-              <w:t>D94N</w:t>
-            </w:r>
-          </w:p>
-        </w:tc>
-        <w:tc>
-          <w:tcPr>
-            <w:tcW w:type="dxa" w:w="1728"/>
-          </w:tcPr>
-          <w:p>
-            <w:r>
-              <w:t>Fluoroquinolones</w:t>
-            </w:r>
-          </w:p>
-        </w:tc>
-        <w:tc>
-          <w:tcPr>
-            <w:tcW w:type="dxa" w:w="1728"/>
-          </w:tcPr>
-          <w:p>
-            <w:r>
-              <w:t>0.08</w:t>
-            </w:r>
-          </w:p>
-        </w:tc>
-        <w:tc>
-          <w:tcPr>
-            <w:tcW w:type="dxa" w:w="1728"/>
-          </w:tcPr>
-          <w:p>
-            <w:r>
-              <w:t>high</w:t>
-            </w:r>
-          </w:p>
-        </w:tc>
-      </w:tr>
-      <w:tr>
-        <w:tc>
-          <w:tcPr>
-            <w:tcW w:type="dxa" w:w="1728"/>
-          </w:tcPr>
-          <w:p>
-            <w:r>
-              <w:t>gyrA</w:t>
-            </w:r>
-          </w:p>
-        </w:tc>
-        <w:tc>
-          <w:tcPr>
-            <w:tcW w:type="dxa" w:w="1728"/>
-          </w:tcPr>
-          <w:p>
-            <w:r>
-              <w:t>D94Y</w:t>
-            </w:r>
-          </w:p>
-        </w:tc>
-        <w:tc>
-          <w:tcPr>
-            <w:tcW w:type="dxa" w:w="1728"/>
-          </w:tcPr>
-          <w:p>
-            <w:r>
-              <w:t>Fluoroquinolones</w:t>
-            </w:r>
-          </w:p>
-        </w:tc>
-        <w:tc>
-          <w:tcPr>
-            <w:tcW w:type="dxa" w:w="1728"/>
-          </w:tcPr>
-          <w:p>
-            <w:r>
-              <w:t>0.05</w:t>
-            </w:r>
-          </w:p>
-        </w:tc>
-        <w:tc>
-          <w:tcPr>
-            <w:tcW w:type="dxa" w:w="1728"/>
-          </w:tcPr>
-          <w:p>
-            <w:r>
-              <w:t>high</w:t>
-            </w:r>
-          </w:p>
-        </w:tc>
-      </w:tr>
-      <w:tr>
-        <w:tc>
-          <w:tcPr>
-            <w:tcW w:type="dxa" w:w="1728"/>
-          </w:tcPr>
-          <w:p>
-            <w:r>
-              <w:t>inhA</w:t>
-            </w:r>
-          </w:p>
-        </w:tc>
-        <w:tc>
-          <w:tcPr>
-            <w:tcW w:type="dxa" w:w="1728"/>
-          </w:tcPr>
-          <w:p>
-            <w:r>
-              <w:t>C-15T</w:t>
-            </w:r>
-          </w:p>
-        </w:tc>
-        <w:tc>
-          <w:tcPr>
-            <w:tcW w:type="dxa" w:w="1728"/>
-          </w:tcPr>
-          <w:p>
-            <w:r>
-              <w:t>Isoniazid (low-level)</w:t>
-            </w:r>
-          </w:p>
-        </w:tc>
-        <w:tc>
-          <w:tcPr>
-            <w:tcW w:type="dxa" w:w="1728"/>
-          </w:tcPr>
-          <w:p>
-            <w:r>
-              <w:t>0.25</w:t>
-            </w:r>
-          </w:p>
-        </w:tc>
-        <w:tc>
-          <w:tcPr>
-            <w:tcW w:type="dxa" w:w="1728"/>
-          </w:tcPr>
-          <w:p>
-            <w:r>
-              <w:t>high</w:t>
+            <w:tcW w:type="dxa" w:w="4320"/>
+          </w:tcPr>
+          <w:p>
+            <w:r>
+              <w:t>PDB 4TZK downloaded</w:t>
+            </w:r>
+          </w:p>
+        </w:tc>
+        <w:tc>
+          <w:tcPr>
+            <w:tcW w:type="dxa" w:w="4320"/>
+          </w:tcPr>
+          <w:p>
+            <w:r>
+              <w:t>March 2025</w:t>
             </w:r>
           </w:p>
         </w:tc>
       </w:tr>
     </w:tbl>
+    <w:p/>
+    <w:p>
+      <w:r>
+        <w:t>No molecular docking (AutoDock Vina requires Boost C++ library unavailable on this platform), no molecular dynamics simulation, and no quantum mechanics calculations were performed. All computational claims in this manuscript are limited to ligand-based methods (QSAR and Tanimoto similarity) implemented in RDKit and scikit-learn.</w:t>
+      </w:r>
+    </w:p>
+    <w:p/>
+    <w:p>
+      <w:r>
+        <w:rPr>
+          <w:b/>
+          <w:sz w:val="26"/>
+        </w:rPr>
+        <w:t>S9. Data Availability</w:t>
+      </w:r>
+    </w:p>
+    <w:p/>
+    <w:p>
+      <w:r>
+        <w:t>All scripts, real ChEMBL bioactivity data, RDKit-computed ADMET results, QSAR model outputs, and figure generation code are available in the project repository. The ChEMBL bioactivity data (CHEMBL1849) can be independently retrieved at: https://www.ebi.ac.uk/chembl/target_report_card/CHEMBL1849/</w:t>
+      </w:r>
+    </w:p>
+    <w:p/>
+    <w:p>
+      <w:r>
+        <w:t>Crystal structure PDB 4TZK (InhA with NAD+ cofactor, 1.65 A resolution) was downloaded from the RCSB Protein Data Bank (https://www.rcsb.org/structure/4TZK).</w:t>
+      </w:r>
+    </w:p>
     <w:sectPr>
       <w:pgSz w:w="12240" w:h="15840"/>
       <w:pgMar w:top="1440" w:right="1800" w:bottom="1440" w:left="1800" w:header="720" w:footer="720" w:gutter="0"/>
